--- a/output/figures/tables/invariance_table_icils.docx
+++ b/output/figures/tables/invariance_table_icils.docx
@@ -17,23 +17,23 @@
         <w:tblLook w:firstRow="1" w:lastRow="0" w:firstColumn="0" w:lastColumn="0" w:noHBand="0" w:noVBand="1"/>
       </w:tblPr>
       <w:tblGrid>
-        <w:gridCol w:w="761"/>
-        <w:gridCol w:w="1124"/>
-        <w:gridCol w:w="660"/>
-        <w:gridCol w:w="569"/>
-        <w:gridCol w:w="569"/>
-        <w:gridCol w:w="569"/>
-        <w:gridCol w:w="773"/>
-        <w:gridCol w:w="660"/>
-        <w:gridCol w:w="462"/>
-        <w:gridCol w:w="754"/>
-        <w:gridCol w:w="891"/>
-        <w:gridCol w:w="611"/>
-        <w:gridCol w:w="921"/>
+        <w:gridCol w:w="684"/>
+        <w:gridCol w:w="1013"/>
+        <w:gridCol w:w="600"/>
+        <w:gridCol w:w="520"/>
+        <w:gridCol w:w="520"/>
+        <w:gridCol w:w="520"/>
+        <w:gridCol w:w="810"/>
+        <w:gridCol w:w="600"/>
+        <w:gridCol w:w="433"/>
+        <w:gridCol w:w="704"/>
+        <w:gridCol w:w="923"/>
+        <w:gridCol w:w="570"/>
+        <w:gridCol w:w="810"/>
       </w:tblGrid>
       <w:tr>
         <w:trPr>
-          <w:trHeight w:val="357" w:hRule="auto"/>
+          <w:trHeight w:val="320" w:hRule="auto"/>
           <w:tblHeader/>
         </w:trPr>
         header1
@@ -66,7 +66,7 @@
               <w:spacing w:after="60" w:before="60" w:line="240"/>
               <w:ind w:left="60" w:right="60" w:firstLine="0" w:firstLineChars="0"/>
               <w:rPr>
-                <w:rFonts w:ascii="Calibri" w:hAnsi="Calibri" w:eastAsia="Calibri" w:cs="Calibri"/>
+                <w:rFonts w:ascii="Times New Roman" w:hAnsi="Times New Roman" w:eastAsia="Times New Roman" w:cs="Times New Roman"/>
                 <w:i w:val="false"/>
                 <w:b w:val="true"/>
                 <w:u w:val="none"/>
@@ -78,7 +78,7 @@
             </w:pPr>
             <w:r>
               <w:rPr>
-                <w:rFonts w:ascii="Calibri" w:hAnsi="Calibri" w:eastAsia="Calibri" w:cs="Calibri"/>
+                <w:rFonts w:ascii="Times New Roman" w:hAnsi="Times New Roman" w:eastAsia="Times New Roman" w:cs="Times New Roman"/>
                 <w:i w:val="false"/>
                 <w:b w:val="true"/>
                 <w:u w:val="none"/>
@@ -120,7 +120,7 @@
               <w:spacing w:after="60" w:before="60" w:line="240"/>
               <w:ind w:left="60" w:right="60" w:firstLine="0" w:firstLineChars="0"/>
               <w:rPr>
-                <w:rFonts w:ascii="Calibri" w:hAnsi="Calibri" w:eastAsia="Calibri" w:cs="Calibri"/>
+                <w:rFonts w:ascii="Times New Roman" w:hAnsi="Times New Roman" w:eastAsia="Times New Roman" w:cs="Times New Roman"/>
                 <w:i w:val="false"/>
                 <w:b w:val="true"/>
                 <w:u w:val="none"/>
@@ -132,7 +132,7 @@
             </w:pPr>
             <w:r>
               <w:rPr>
-                <w:rFonts w:ascii="Calibri" w:hAnsi="Calibri" w:eastAsia="Calibri" w:cs="Calibri"/>
+                <w:rFonts w:ascii="Times New Roman" w:hAnsi="Times New Roman" w:eastAsia="Times New Roman" w:cs="Times New Roman"/>
                 <w:i w:val="false"/>
                 <w:b w:val="true"/>
                 <w:u w:val="none"/>
@@ -174,7 +174,7 @@
               <w:spacing w:after="60" w:before="60" w:line="240"/>
               <w:ind w:left="60" w:right="60" w:firstLine="0" w:firstLineChars="0"/>
               <w:rPr>
-                <w:rFonts w:ascii="Calibri" w:hAnsi="Calibri" w:eastAsia="Calibri" w:cs="Calibri"/>
+                <w:rFonts w:ascii="Times New Roman" w:hAnsi="Times New Roman" w:eastAsia="Times New Roman" w:cs="Times New Roman"/>
                 <w:i w:val="false"/>
                 <w:b w:val="true"/>
                 <w:u w:val="none"/>
@@ -186,7 +186,7 @@
             </w:pPr>
             <w:r>
               <w:rPr>
-                <w:rFonts w:ascii="Calibri" w:hAnsi="Calibri" w:eastAsia="Calibri" w:cs="Calibri"/>
+                <w:rFonts w:ascii="Times New Roman" w:hAnsi="Times New Roman" w:eastAsia="Times New Roman" w:cs="Times New Roman"/>
                 <w:i w:val="false"/>
                 <w:b w:val="true"/>
                 <w:u w:val="none"/>
@@ -228,7 +228,7 @@
               <w:spacing w:after="60" w:before="60" w:line="240"/>
               <w:ind w:left="60" w:right="60" w:firstLine="0" w:firstLineChars="0"/>
               <w:rPr>
-                <w:rFonts w:ascii="Calibri" w:hAnsi="Calibri" w:eastAsia="Calibri" w:cs="Calibri"/>
+                <w:rFonts w:ascii="Times New Roman" w:hAnsi="Times New Roman" w:eastAsia="Times New Roman" w:cs="Times New Roman"/>
                 <w:i w:val="false"/>
                 <w:b w:val="true"/>
                 <w:u w:val="none"/>
@@ -240,7 +240,7 @@
             </w:pPr>
             <w:r>
               <w:rPr>
-                <w:rFonts w:ascii="Calibri" w:hAnsi="Calibri" w:eastAsia="Calibri" w:cs="Calibri"/>
+                <w:rFonts w:ascii="Times New Roman" w:hAnsi="Times New Roman" w:eastAsia="Times New Roman" w:cs="Times New Roman"/>
                 <w:i w:val="false"/>
                 <w:b w:val="true"/>
                 <w:u w:val="none"/>
@@ -282,7 +282,7 @@
               <w:spacing w:after="60" w:before="60" w:line="240"/>
               <w:ind w:left="60" w:right="60" w:firstLine="0" w:firstLineChars="0"/>
               <w:rPr>
-                <w:rFonts w:ascii="Calibri" w:hAnsi="Calibri" w:eastAsia="Calibri" w:cs="Calibri"/>
+                <w:rFonts w:ascii="Times New Roman" w:hAnsi="Times New Roman" w:eastAsia="Times New Roman" w:cs="Times New Roman"/>
                 <w:i w:val="false"/>
                 <w:b w:val="true"/>
                 <w:u w:val="none"/>
@@ -294,7 +294,7 @@
             </w:pPr>
             <w:r>
               <w:rPr>
-                <w:rFonts w:ascii="Calibri" w:hAnsi="Calibri" w:eastAsia="Calibri" w:cs="Calibri"/>
+                <w:rFonts w:ascii="Times New Roman" w:hAnsi="Times New Roman" w:eastAsia="Times New Roman" w:cs="Times New Roman"/>
                 <w:i w:val="false"/>
                 <w:b w:val="true"/>
                 <w:u w:val="none"/>
@@ -336,7 +336,7 @@
               <w:spacing w:after="60" w:before="60" w:line="240"/>
               <w:ind w:left="60" w:right="60" w:firstLine="0" w:firstLineChars="0"/>
               <w:rPr>
-                <w:rFonts w:ascii="Calibri" w:hAnsi="Calibri" w:eastAsia="Calibri" w:cs="Calibri"/>
+                <w:rFonts w:ascii="Times New Roman" w:hAnsi="Times New Roman" w:eastAsia="Times New Roman" w:cs="Times New Roman"/>
                 <w:i w:val="false"/>
                 <w:b w:val="true"/>
                 <w:u w:val="none"/>
@@ -348,7 +348,7 @@
             </w:pPr>
             <w:r>
               <w:rPr>
-                <w:rFonts w:ascii="Calibri" w:hAnsi="Calibri" w:eastAsia="Calibri" w:cs="Calibri"/>
+                <w:rFonts w:ascii="Times New Roman" w:hAnsi="Times New Roman" w:eastAsia="Times New Roman" w:cs="Times New Roman"/>
                 <w:i w:val="false"/>
                 <w:b w:val="true"/>
                 <w:u w:val="none"/>
@@ -390,7 +390,7 @@
               <w:spacing w:after="60" w:before="60" w:line="240"/>
               <w:ind w:left="60" w:right="60" w:firstLine="0" w:firstLineChars="0"/>
               <w:rPr>
-                <w:rFonts w:ascii="Calibri" w:hAnsi="Calibri" w:eastAsia="Calibri" w:cs="Calibri"/>
+                <w:rFonts w:ascii="Times New Roman" w:hAnsi="Times New Roman" w:eastAsia="Times New Roman" w:cs="Times New Roman"/>
                 <w:i w:val="false"/>
                 <w:b w:val="true"/>
                 <w:u w:val="none"/>
@@ -402,7 +402,7 @@
             </w:pPr>
             <w:r>
               <w:rPr>
-                <w:rFonts w:ascii="Calibri" w:hAnsi="Calibri" w:eastAsia="Calibri" w:cs="Calibri"/>
+                <w:rFonts w:ascii="Times New Roman" w:hAnsi="Times New Roman" w:eastAsia="Times New Roman" w:cs="Times New Roman"/>
                 <w:i w:val="false"/>
                 <w:b w:val="true"/>
                 <w:u w:val="none"/>
@@ -444,7 +444,7 @@
               <w:spacing w:after="60" w:before="60" w:line="240"/>
               <w:ind w:left="60" w:right="60" w:firstLine="0" w:firstLineChars="0"/>
               <w:rPr>
-                <w:rFonts w:ascii="Calibri" w:hAnsi="Calibri" w:eastAsia="Calibri" w:cs="Calibri"/>
+                <w:rFonts w:ascii="Times New Roman" w:hAnsi="Times New Roman" w:eastAsia="Times New Roman" w:cs="Times New Roman"/>
                 <w:i w:val="false"/>
                 <w:b w:val="true"/>
                 <w:u w:val="none"/>
@@ -456,7 +456,7 @@
             </w:pPr>
             <w:r>
               <w:rPr>
-                <w:rFonts w:ascii="Calibri" w:hAnsi="Calibri" w:eastAsia="Calibri" w:cs="Calibri"/>
+                <w:rFonts w:ascii="Times New Roman" w:hAnsi="Times New Roman" w:eastAsia="Times New Roman" w:cs="Times New Roman"/>
                 <w:i w:val="false"/>
                 <w:b w:val="true"/>
                 <w:u w:val="none"/>
@@ -498,7 +498,7 @@
               <w:spacing w:after="60" w:before="60" w:line="240"/>
               <w:ind w:left="60" w:right="60" w:firstLine="0" w:firstLineChars="0"/>
               <w:rPr>
-                <w:rFonts w:ascii="Calibri" w:hAnsi="Calibri" w:eastAsia="Calibri" w:cs="Calibri"/>
+                <w:rFonts w:ascii="Times New Roman" w:hAnsi="Times New Roman" w:eastAsia="Times New Roman" w:cs="Times New Roman"/>
                 <w:i w:val="false"/>
                 <w:b w:val="true"/>
                 <w:u w:val="none"/>
@@ -510,7 +510,7 @@
             </w:pPr>
             <w:r>
               <w:rPr>
-                <w:rFonts w:ascii="Calibri" w:hAnsi="Calibri" w:eastAsia="Calibri" w:cs="Calibri"/>
+                <w:rFonts w:ascii="Times New Roman" w:hAnsi="Times New Roman" w:eastAsia="Times New Roman" w:cs="Times New Roman"/>
                 <w:i w:val="false"/>
                 <w:b w:val="true"/>
                 <w:u w:val="none"/>
@@ -552,7 +552,7 @@
               <w:spacing w:after="60" w:before="60" w:line="240"/>
               <w:ind w:left="60" w:right="60" w:firstLine="0" w:firstLineChars="0"/>
               <w:rPr>
-                <w:rFonts w:ascii="Calibri" w:hAnsi="Calibri" w:eastAsia="Calibri" w:cs="Calibri"/>
+                <w:rFonts w:ascii="Times New Roman" w:hAnsi="Times New Roman" w:eastAsia="Times New Roman" w:cs="Times New Roman"/>
                 <w:i w:val="false"/>
                 <w:b w:val="true"/>
                 <w:u w:val="none"/>
@@ -564,7 +564,7 @@
             </w:pPr>
             <w:r>
               <w:rPr>
-                <w:rFonts w:ascii="Calibri" w:hAnsi="Calibri" w:eastAsia="Calibri" w:cs="Calibri"/>
+                <w:rFonts w:ascii="Times New Roman" w:hAnsi="Times New Roman" w:eastAsia="Times New Roman" w:cs="Times New Roman"/>
                 <w:i w:val="false"/>
                 <w:b w:val="true"/>
                 <w:u w:val="none"/>
@@ -606,7 +606,7 @@
               <w:spacing w:after="60" w:before="60" w:line="240"/>
               <w:ind w:left="60" w:right="60" w:firstLine="0" w:firstLineChars="0"/>
               <w:rPr>
-                <w:rFonts w:ascii="Calibri" w:hAnsi="Calibri" w:eastAsia="Calibri" w:cs="Calibri"/>
+                <w:rFonts w:ascii="Times New Roman" w:hAnsi="Times New Roman" w:eastAsia="Times New Roman" w:cs="Times New Roman"/>
                 <w:i w:val="false"/>
                 <w:b w:val="true"/>
                 <w:u w:val="none"/>
@@ -618,7 +618,7 @@
             </w:pPr>
             <w:r>
               <w:rPr>
-                <w:rFonts w:ascii="Calibri" w:hAnsi="Calibri" w:eastAsia="Calibri" w:cs="Calibri"/>
+                <w:rFonts w:ascii="Times New Roman" w:hAnsi="Times New Roman" w:eastAsia="Times New Roman" w:cs="Times New Roman"/>
                 <w:i w:val="false"/>
                 <w:b w:val="true"/>
                 <w:u w:val="none"/>
@@ -660,7 +660,7 @@
               <w:spacing w:after="60" w:before="60" w:line="240"/>
               <w:ind w:left="60" w:right="60" w:firstLine="0" w:firstLineChars="0"/>
               <w:rPr>
-                <w:rFonts w:ascii="Calibri" w:hAnsi="Calibri" w:eastAsia="Calibri" w:cs="Calibri"/>
+                <w:rFonts w:ascii="Times New Roman" w:hAnsi="Times New Roman" w:eastAsia="Times New Roman" w:cs="Times New Roman"/>
                 <w:i w:val="false"/>
                 <w:b w:val="true"/>
                 <w:u w:val="none"/>
@@ -672,7 +672,7 @@
             </w:pPr>
             <w:r>
               <w:rPr>
-                <w:rFonts w:ascii="Calibri" w:hAnsi="Calibri" w:eastAsia="Calibri" w:cs="Calibri"/>
+                <w:rFonts w:ascii="Times New Roman" w:hAnsi="Times New Roman" w:eastAsia="Times New Roman" w:cs="Times New Roman"/>
                 <w:i w:val="false"/>
                 <w:b w:val="true"/>
                 <w:u w:val="none"/>
@@ -714,7 +714,7 @@
               <w:spacing w:after="60" w:before="60" w:line="240"/>
               <w:ind w:left="60" w:right="60" w:firstLine="0" w:firstLineChars="0"/>
               <w:rPr>
-                <w:rFonts w:ascii="Calibri" w:hAnsi="Calibri" w:eastAsia="Calibri" w:cs="Calibri"/>
+                <w:rFonts w:ascii="Times New Roman" w:hAnsi="Times New Roman" w:eastAsia="Times New Roman" w:cs="Times New Roman"/>
                 <w:i w:val="false"/>
                 <w:b w:val="true"/>
                 <w:u w:val="none"/>
@@ -726,7 +726,7 @@
             </w:pPr>
             <w:r>
               <w:rPr>
-                <w:rFonts w:ascii="Calibri" w:hAnsi="Calibri" w:eastAsia="Calibri" w:cs="Calibri"/>
+                <w:rFonts w:ascii="Times New Roman" w:hAnsi="Times New Roman" w:eastAsia="Times New Roman" w:cs="Times New Roman"/>
                 <w:i w:val="false"/>
                 <w:b w:val="true"/>
                 <w:u w:val="none"/>
@@ -742,7 +742,7 @@
       </w:tr>
       <w:tr>
         <w:trPr>
-          <w:trHeight w:val="321" w:hRule="auto"/>
+          <w:trHeight w:val="306" w:hRule="auto"/>
         </w:trPr>
         body1
         <w:tc>
@@ -774,19 +774,19 @@
               <w:spacing w:after="60" w:before="60" w:line="240"/>
               <w:ind w:left="60" w:right="60" w:firstLine="0" w:firstLineChars="0"/>
               <w:rPr>
-                <w:rFonts w:ascii="Calibri" w:hAnsi="Calibri" w:eastAsia="Calibri" w:cs="Calibri"/>
-                <w:i w:val="false"/>
-                <w:b w:val="false"/>
-                <w:u w:val="none"/>
-                <w:strike w:val="false"/>
-                <w:sz w:val="16"/>
-                <w:szCs w:val="16"/>
-                <w:color w:val="000000"/>
-              </w:rPr>
-            </w:pPr>
-            <w:r>
-              <w:rPr>
-                <w:rFonts w:ascii="Calibri" w:hAnsi="Calibri" w:eastAsia="Calibri" w:cs="Calibri"/>
+                <w:rFonts w:ascii="Times New Roman" w:hAnsi="Times New Roman" w:eastAsia="Times New Roman" w:cs="Times New Roman"/>
+                <w:i w:val="false"/>
+                <w:b w:val="false"/>
+                <w:u w:val="none"/>
+                <w:strike w:val="false"/>
+                <w:sz w:val="16"/>
+                <w:szCs w:val="16"/>
+                <w:color w:val="000000"/>
+              </w:rPr>
+            </w:pPr>
+            <w:r>
+              <w:rPr>
+                <w:rFonts w:ascii="Times New Roman" w:hAnsi="Times New Roman" w:eastAsia="Times New Roman" w:cs="Times New Roman"/>
                 <w:i w:val="false"/>
                 <w:b w:val="false"/>
                 <w:u w:val="none"/>
@@ -828,19 +828,19 @@
               <w:spacing w:after="60" w:before="60" w:line="240"/>
               <w:ind w:left="60" w:right="60" w:firstLine="0" w:firstLineChars="0"/>
               <w:rPr>
-                <w:rFonts w:ascii="Calibri" w:hAnsi="Calibri" w:eastAsia="Calibri" w:cs="Calibri"/>
-                <w:i w:val="false"/>
-                <w:b w:val="false"/>
-                <w:u w:val="none"/>
-                <w:strike w:val="false"/>
-                <w:sz w:val="16"/>
-                <w:szCs w:val="16"/>
-                <w:color w:val="000000"/>
-              </w:rPr>
-            </w:pPr>
-            <w:r>
-              <w:rPr>
-                <w:rFonts w:ascii="Calibri" w:hAnsi="Calibri" w:eastAsia="Calibri" w:cs="Calibri"/>
+                <w:rFonts w:ascii="Times New Roman" w:hAnsi="Times New Roman" w:eastAsia="Times New Roman" w:cs="Times New Roman"/>
+                <w:i w:val="false"/>
+                <w:b w:val="false"/>
+                <w:u w:val="none"/>
+                <w:strike w:val="false"/>
+                <w:sz w:val="16"/>
+                <w:szCs w:val="16"/>
+                <w:color w:val="000000"/>
+              </w:rPr>
+            </w:pPr>
+            <w:r>
+              <w:rPr>
+                <w:rFonts w:ascii="Times New Roman" w:hAnsi="Times New Roman" w:eastAsia="Times New Roman" w:cs="Times New Roman"/>
                 <w:i w:val="false"/>
                 <w:b w:val="false"/>
                 <w:u w:val="none"/>
@@ -882,19 +882,19 @@
               <w:spacing w:after="60" w:before="60" w:line="240"/>
               <w:ind w:left="60" w:right="60" w:firstLine="0" w:firstLineChars="0"/>
               <w:rPr>
-                <w:rFonts w:ascii="Calibri" w:hAnsi="Calibri" w:eastAsia="Calibri" w:cs="Calibri"/>
-                <w:i w:val="false"/>
-                <w:b w:val="false"/>
-                <w:u w:val="none"/>
-                <w:strike w:val="false"/>
-                <w:sz w:val="16"/>
-                <w:szCs w:val="16"/>
-                <w:color w:val="000000"/>
-              </w:rPr>
-            </w:pPr>
-            <w:r>
-              <w:rPr>
-                <w:rFonts w:ascii="Calibri" w:hAnsi="Calibri" w:eastAsia="Calibri" w:cs="Calibri"/>
+                <w:rFonts w:ascii="Times New Roman" w:hAnsi="Times New Roman" w:eastAsia="Times New Roman" w:cs="Times New Roman"/>
+                <w:i w:val="false"/>
+                <w:b w:val="false"/>
+                <w:u w:val="none"/>
+                <w:strike w:val="false"/>
+                <w:sz w:val="16"/>
+                <w:szCs w:val="16"/>
+                <w:color w:val="000000"/>
+              </w:rPr>
+            </w:pPr>
+            <w:r>
+              <w:rPr>
+                <w:rFonts w:ascii="Times New Roman" w:hAnsi="Times New Roman" w:eastAsia="Times New Roman" w:cs="Times New Roman"/>
                 <w:i w:val="false"/>
                 <w:b w:val="false"/>
                 <w:u w:val="none"/>
@@ -936,19 +936,19 @@
               <w:spacing w:after="60" w:before="60" w:line="240"/>
               <w:ind w:left="60" w:right="60" w:firstLine="0" w:firstLineChars="0"/>
               <w:rPr>
-                <w:rFonts w:ascii="Calibri" w:hAnsi="Calibri" w:eastAsia="Calibri" w:cs="Calibri"/>
-                <w:i w:val="false"/>
-                <w:b w:val="false"/>
-                <w:u w:val="none"/>
-                <w:strike w:val="false"/>
-                <w:sz w:val="16"/>
-                <w:szCs w:val="16"/>
-                <w:color w:val="000000"/>
-              </w:rPr>
-            </w:pPr>
-            <w:r>
-              <w:rPr>
-                <w:rFonts w:ascii="Calibri" w:hAnsi="Calibri" w:eastAsia="Calibri" w:cs="Calibri"/>
+                <w:rFonts w:ascii="Times New Roman" w:hAnsi="Times New Roman" w:eastAsia="Times New Roman" w:cs="Times New Roman"/>
+                <w:i w:val="false"/>
+                <w:b w:val="false"/>
+                <w:u w:val="none"/>
+                <w:strike w:val="false"/>
+                <w:sz w:val="16"/>
+                <w:szCs w:val="16"/>
+                <w:color w:val="000000"/>
+              </w:rPr>
+            </w:pPr>
+            <w:r>
+              <w:rPr>
+                <w:rFonts w:ascii="Times New Roman" w:hAnsi="Times New Roman" w:eastAsia="Times New Roman" w:cs="Times New Roman"/>
                 <w:i w:val="false"/>
                 <w:b w:val="false"/>
                 <w:u w:val="none"/>
@@ -990,19 +990,19 @@
               <w:spacing w:after="60" w:before="60" w:line="240"/>
               <w:ind w:left="60" w:right="60" w:firstLine="0" w:firstLineChars="0"/>
               <w:rPr>
-                <w:rFonts w:ascii="Calibri" w:hAnsi="Calibri" w:eastAsia="Calibri" w:cs="Calibri"/>
-                <w:i w:val="false"/>
-                <w:b w:val="false"/>
-                <w:u w:val="none"/>
-                <w:strike w:val="false"/>
-                <w:sz w:val="16"/>
-                <w:szCs w:val="16"/>
-                <w:color w:val="000000"/>
-              </w:rPr>
-            </w:pPr>
-            <w:r>
-              <w:rPr>
-                <w:rFonts w:ascii="Calibri" w:hAnsi="Calibri" w:eastAsia="Calibri" w:cs="Calibri"/>
+                <w:rFonts w:ascii="Times New Roman" w:hAnsi="Times New Roman" w:eastAsia="Times New Roman" w:cs="Times New Roman"/>
+                <w:i w:val="false"/>
+                <w:b w:val="false"/>
+                <w:u w:val="none"/>
+                <w:strike w:val="false"/>
+                <w:sz w:val="16"/>
+                <w:szCs w:val="16"/>
+                <w:color w:val="000000"/>
+              </w:rPr>
+            </w:pPr>
+            <w:r>
+              <w:rPr>
+                <w:rFonts w:ascii="Times New Roman" w:hAnsi="Times New Roman" w:eastAsia="Times New Roman" w:cs="Times New Roman"/>
                 <w:i w:val="false"/>
                 <w:b w:val="false"/>
                 <w:u w:val="none"/>
@@ -1044,19 +1044,19 @@
               <w:spacing w:after="60" w:before="60" w:line="240"/>
               <w:ind w:left="60" w:right="60" w:firstLine="0" w:firstLineChars="0"/>
               <w:rPr>
-                <w:rFonts w:ascii="Calibri" w:hAnsi="Calibri" w:eastAsia="Calibri" w:cs="Calibri"/>
-                <w:i w:val="false"/>
-                <w:b w:val="false"/>
-                <w:u w:val="none"/>
-                <w:strike w:val="false"/>
-                <w:sz w:val="16"/>
-                <w:szCs w:val="16"/>
-                <w:color w:val="000000"/>
-              </w:rPr>
-            </w:pPr>
-            <w:r>
-              <w:rPr>
-                <w:rFonts w:ascii="Calibri" w:hAnsi="Calibri" w:eastAsia="Calibri" w:cs="Calibri"/>
+                <w:rFonts w:ascii="Times New Roman" w:hAnsi="Times New Roman" w:eastAsia="Times New Roman" w:cs="Times New Roman"/>
+                <w:i w:val="false"/>
+                <w:b w:val="false"/>
+                <w:u w:val="none"/>
+                <w:strike w:val="false"/>
+                <w:sz w:val="16"/>
+                <w:szCs w:val="16"/>
+                <w:color w:val="000000"/>
+              </w:rPr>
+            </w:pPr>
+            <w:r>
+              <w:rPr>
+                <w:rFonts w:ascii="Times New Roman" w:hAnsi="Times New Roman" w:eastAsia="Times New Roman" w:cs="Times New Roman"/>
                 <w:i w:val="false"/>
                 <w:b w:val="false"/>
                 <w:u w:val="none"/>
@@ -1098,19 +1098,19 @@
               <w:spacing w:after="60" w:before="60" w:line="240"/>
               <w:ind w:left="60" w:right="60" w:firstLine="0" w:firstLineChars="0"/>
               <w:rPr>
-                <w:rFonts w:ascii="Calibri" w:hAnsi="Calibri" w:eastAsia="Calibri" w:cs="Calibri"/>
-                <w:i w:val="false"/>
-                <w:b w:val="false"/>
-                <w:u w:val="none"/>
-                <w:strike w:val="false"/>
-                <w:sz w:val="16"/>
-                <w:szCs w:val="16"/>
-                <w:color w:val="000000"/>
-              </w:rPr>
-            </w:pPr>
-            <w:r>
-              <w:rPr>
-                <w:rFonts w:ascii="Calibri" w:hAnsi="Calibri" w:eastAsia="Calibri" w:cs="Calibri"/>
+                <w:rFonts w:ascii="Times New Roman" w:hAnsi="Times New Roman" w:eastAsia="Times New Roman" w:cs="Times New Roman"/>
+                <w:i w:val="false"/>
+                <w:b w:val="false"/>
+                <w:u w:val="none"/>
+                <w:strike w:val="false"/>
+                <w:sz w:val="16"/>
+                <w:szCs w:val="16"/>
+                <w:color w:val="000000"/>
+              </w:rPr>
+            </w:pPr>
+            <w:r>
+              <w:rPr>
+                <w:rFonts w:ascii="Times New Roman" w:hAnsi="Times New Roman" w:eastAsia="Times New Roman" w:cs="Times New Roman"/>
                 <w:i w:val="false"/>
                 <w:b w:val="false"/>
                 <w:u w:val="none"/>
@@ -1152,19 +1152,19 @@
               <w:spacing w:after="60" w:before="60" w:line="240"/>
               <w:ind w:left="60" w:right="60" w:firstLine="0" w:firstLineChars="0"/>
               <w:rPr>
-                <w:rFonts w:ascii="Calibri" w:hAnsi="Calibri" w:eastAsia="Calibri" w:cs="Calibri"/>
-                <w:i w:val="false"/>
-                <w:b w:val="false"/>
-                <w:u w:val="none"/>
-                <w:strike w:val="false"/>
-                <w:sz w:val="16"/>
-                <w:szCs w:val="16"/>
-                <w:color w:val="000000"/>
-              </w:rPr>
-            </w:pPr>
-            <w:r>
-              <w:rPr>
-                <w:rFonts w:ascii="Calibri" w:hAnsi="Calibri" w:eastAsia="Calibri" w:cs="Calibri"/>
+                <w:rFonts w:ascii="Times New Roman" w:hAnsi="Times New Roman" w:eastAsia="Times New Roman" w:cs="Times New Roman"/>
+                <w:i w:val="false"/>
+                <w:b w:val="false"/>
+                <w:u w:val="none"/>
+                <w:strike w:val="false"/>
+                <w:sz w:val="16"/>
+                <w:szCs w:val="16"/>
+                <w:color w:val="000000"/>
+              </w:rPr>
+            </w:pPr>
+            <w:r>
+              <w:rPr>
+                <w:rFonts w:ascii="Times New Roman" w:hAnsi="Times New Roman" w:eastAsia="Times New Roman" w:cs="Times New Roman"/>
                 <w:i w:val="false"/>
                 <w:b w:val="false"/>
                 <w:u w:val="none"/>
@@ -1206,19 +1206,19 @@
               <w:spacing w:after="60" w:before="60" w:line="240"/>
               <w:ind w:left="60" w:right="60" w:firstLine="0" w:firstLineChars="0"/>
               <w:rPr>
-                <w:rFonts w:ascii="Calibri" w:hAnsi="Calibri" w:eastAsia="Calibri" w:cs="Calibri"/>
-                <w:i w:val="false"/>
-                <w:b w:val="false"/>
-                <w:u w:val="none"/>
-                <w:strike w:val="false"/>
-                <w:sz w:val="16"/>
-                <w:szCs w:val="16"/>
-                <w:color w:val="000000"/>
-              </w:rPr>
-            </w:pPr>
-            <w:r>
-              <w:rPr>
-                <w:rFonts w:ascii="Calibri" w:hAnsi="Calibri" w:eastAsia="Calibri" w:cs="Calibri"/>
+                <w:rFonts w:ascii="Times New Roman" w:hAnsi="Times New Roman" w:eastAsia="Times New Roman" w:cs="Times New Roman"/>
+                <w:i w:val="false"/>
+                <w:b w:val="false"/>
+                <w:u w:val="none"/>
+                <w:strike w:val="false"/>
+                <w:sz w:val="16"/>
+                <w:szCs w:val="16"/>
+                <w:color w:val="000000"/>
+              </w:rPr>
+            </w:pPr>
+            <w:r>
+              <w:rPr>
+                <w:rFonts w:ascii="Times New Roman" w:hAnsi="Times New Roman" w:eastAsia="Times New Roman" w:cs="Times New Roman"/>
                 <w:i w:val="false"/>
                 <w:b w:val="false"/>
                 <w:u w:val="none"/>
@@ -1260,19 +1260,19 @@
               <w:spacing w:after="60" w:before="60" w:line="240"/>
               <w:ind w:left="60" w:right="60" w:firstLine="0" w:firstLineChars="0"/>
               <w:rPr>
-                <w:rFonts w:ascii="Calibri" w:hAnsi="Calibri" w:eastAsia="Calibri" w:cs="Calibri"/>
-                <w:i w:val="false"/>
-                <w:b w:val="false"/>
-                <w:u w:val="none"/>
-                <w:strike w:val="false"/>
-                <w:sz w:val="16"/>
-                <w:szCs w:val="16"/>
-                <w:color w:val="000000"/>
-              </w:rPr>
-            </w:pPr>
-            <w:r>
-              <w:rPr>
-                <w:rFonts w:ascii="Calibri" w:hAnsi="Calibri" w:eastAsia="Calibri" w:cs="Calibri"/>
+                <w:rFonts w:ascii="Times New Roman" w:hAnsi="Times New Roman" w:eastAsia="Times New Roman" w:cs="Times New Roman"/>
+                <w:i w:val="false"/>
+                <w:b w:val="false"/>
+                <w:u w:val="none"/>
+                <w:strike w:val="false"/>
+                <w:sz w:val="16"/>
+                <w:szCs w:val="16"/>
+                <w:color w:val="000000"/>
+              </w:rPr>
+            </w:pPr>
+            <w:r>
+              <w:rPr>
+                <w:rFonts w:ascii="Times New Roman" w:hAnsi="Times New Roman" w:eastAsia="Times New Roman" w:cs="Times New Roman"/>
                 <w:i w:val="false"/>
                 <w:b w:val="false"/>
                 <w:u w:val="none"/>
@@ -1314,19 +1314,19 @@
               <w:spacing w:after="60" w:before="60" w:line="240"/>
               <w:ind w:left="60" w:right="60" w:firstLine="0" w:firstLineChars="0"/>
               <w:rPr>
-                <w:rFonts w:ascii="Calibri" w:hAnsi="Calibri" w:eastAsia="Calibri" w:cs="Calibri"/>
-                <w:i w:val="false"/>
-                <w:b w:val="false"/>
-                <w:u w:val="none"/>
-                <w:strike w:val="false"/>
-                <w:sz w:val="16"/>
-                <w:szCs w:val="16"/>
-                <w:color w:val="000000"/>
-              </w:rPr>
-            </w:pPr>
-            <w:r>
-              <w:rPr>
-                <w:rFonts w:ascii="Calibri" w:hAnsi="Calibri" w:eastAsia="Calibri" w:cs="Calibri"/>
+                <w:rFonts w:ascii="Times New Roman" w:hAnsi="Times New Roman" w:eastAsia="Times New Roman" w:cs="Times New Roman"/>
+                <w:i w:val="false"/>
+                <w:b w:val="false"/>
+                <w:u w:val="none"/>
+                <w:strike w:val="false"/>
+                <w:sz w:val="16"/>
+                <w:szCs w:val="16"/>
+                <w:color w:val="000000"/>
+              </w:rPr>
+            </w:pPr>
+            <w:r>
+              <w:rPr>
+                <w:rFonts w:ascii="Times New Roman" w:hAnsi="Times New Roman" w:eastAsia="Times New Roman" w:cs="Times New Roman"/>
                 <w:i w:val="false"/>
                 <w:b w:val="false"/>
                 <w:u w:val="none"/>
@@ -1368,19 +1368,19 @@
               <w:spacing w:after="60" w:before="60" w:line="240"/>
               <w:ind w:left="60" w:right="60" w:firstLine="0" w:firstLineChars="0"/>
               <w:rPr>
-                <w:rFonts w:ascii="Calibri" w:hAnsi="Calibri" w:eastAsia="Calibri" w:cs="Calibri"/>
-                <w:i w:val="false"/>
-                <w:b w:val="false"/>
-                <w:u w:val="none"/>
-                <w:strike w:val="false"/>
-                <w:sz w:val="16"/>
-                <w:szCs w:val="16"/>
-                <w:color w:val="000000"/>
-              </w:rPr>
-            </w:pPr>
-            <w:r>
-              <w:rPr>
-                <w:rFonts w:ascii="Calibri" w:hAnsi="Calibri" w:eastAsia="Calibri" w:cs="Calibri"/>
+                <w:rFonts w:ascii="Times New Roman" w:hAnsi="Times New Roman" w:eastAsia="Times New Roman" w:cs="Times New Roman"/>
+                <w:i w:val="false"/>
+                <w:b w:val="false"/>
+                <w:u w:val="none"/>
+                <w:strike w:val="false"/>
+                <w:sz w:val="16"/>
+                <w:szCs w:val="16"/>
+                <w:color w:val="000000"/>
+              </w:rPr>
+            </w:pPr>
+            <w:r>
+              <w:rPr>
+                <w:rFonts w:ascii="Times New Roman" w:hAnsi="Times New Roman" w:eastAsia="Times New Roman" w:cs="Times New Roman"/>
                 <w:i w:val="false"/>
                 <w:b w:val="false"/>
                 <w:u w:val="none"/>
@@ -1422,19 +1422,19 @@
               <w:spacing w:after="60" w:before="60" w:line="240"/>
               <w:ind w:left="60" w:right="60" w:firstLine="0" w:firstLineChars="0"/>
               <w:rPr>
-                <w:rFonts w:ascii="Calibri" w:hAnsi="Calibri" w:eastAsia="Calibri" w:cs="Calibri"/>
-                <w:i w:val="false"/>
-                <w:b w:val="false"/>
-                <w:u w:val="none"/>
-                <w:strike w:val="false"/>
-                <w:sz w:val="16"/>
-                <w:szCs w:val="16"/>
-                <w:color w:val="000000"/>
-              </w:rPr>
-            </w:pPr>
-            <w:r>
-              <w:rPr>
-                <w:rFonts w:ascii="Calibri" w:hAnsi="Calibri" w:eastAsia="Calibri" w:cs="Calibri"/>
+                <w:rFonts w:ascii="Times New Roman" w:hAnsi="Times New Roman" w:eastAsia="Times New Roman" w:cs="Times New Roman"/>
+                <w:i w:val="false"/>
+                <w:b w:val="false"/>
+                <w:u w:val="none"/>
+                <w:strike w:val="false"/>
+                <w:sz w:val="16"/>
+                <w:szCs w:val="16"/>
+                <w:color w:val="000000"/>
+              </w:rPr>
+            </w:pPr>
+            <w:r>
+              <w:rPr>
+                <w:rFonts w:ascii="Times New Roman" w:hAnsi="Times New Roman" w:eastAsia="Times New Roman" w:cs="Times New Roman"/>
                 <w:i w:val="false"/>
                 <w:b w:val="false"/>
                 <w:u w:val="none"/>
@@ -1450,7 +1450,7 @@
       </w:tr>
       <w:tr>
         <w:trPr>
-          <w:trHeight w:val="296" w:hRule="auto"/>
+          <w:trHeight w:val="295" w:hRule="auto"/>
         </w:trPr>
         body2
         <w:tc>
@@ -1482,19 +1482,19 @@
               <w:spacing w:after="60" w:before="60" w:line="240"/>
               <w:ind w:left="60" w:right="60" w:firstLine="0" w:firstLineChars="0"/>
               <w:rPr>
-                <w:rFonts w:ascii="Calibri" w:hAnsi="Calibri" w:eastAsia="Calibri" w:cs="Calibri"/>
-                <w:i w:val="false"/>
-                <w:b w:val="false"/>
-                <w:u w:val="none"/>
-                <w:strike w:val="false"/>
-                <w:sz w:val="16"/>
-                <w:szCs w:val="16"/>
-                <w:color w:val="000000"/>
-              </w:rPr>
-            </w:pPr>
-            <w:r>
-              <w:rPr>
-                <w:rFonts w:ascii="Calibri" w:hAnsi="Calibri" w:eastAsia="Calibri" w:cs="Calibri"/>
+                <w:rFonts w:ascii="Times New Roman" w:hAnsi="Times New Roman" w:eastAsia="Times New Roman" w:cs="Times New Roman"/>
+                <w:i w:val="false"/>
+                <w:b w:val="false"/>
+                <w:u w:val="none"/>
+                <w:strike w:val="false"/>
+                <w:sz w:val="16"/>
+                <w:szCs w:val="16"/>
+                <w:color w:val="000000"/>
+              </w:rPr>
+            </w:pPr>
+            <w:r>
+              <w:rPr>
+                <w:rFonts w:ascii="Times New Roman" w:hAnsi="Times New Roman" w:eastAsia="Times New Roman" w:cs="Times New Roman"/>
                 <w:i w:val="false"/>
                 <w:b w:val="false"/>
                 <w:u w:val="none"/>
@@ -1536,19 +1536,19 @@
               <w:spacing w:after="60" w:before="60" w:line="240"/>
               <w:ind w:left="60" w:right="60" w:firstLine="0" w:firstLineChars="0"/>
               <w:rPr>
-                <w:rFonts w:ascii="Calibri" w:hAnsi="Calibri" w:eastAsia="Calibri" w:cs="Calibri"/>
-                <w:i w:val="false"/>
-                <w:b w:val="false"/>
-                <w:u w:val="none"/>
-                <w:strike w:val="false"/>
-                <w:sz w:val="16"/>
-                <w:szCs w:val="16"/>
-                <w:color w:val="000000"/>
-              </w:rPr>
-            </w:pPr>
-            <w:r>
-              <w:rPr>
-                <w:rFonts w:ascii="Calibri" w:hAnsi="Calibri" w:eastAsia="Calibri" w:cs="Calibri"/>
+                <w:rFonts w:ascii="Times New Roman" w:hAnsi="Times New Roman" w:eastAsia="Times New Roman" w:cs="Times New Roman"/>
+                <w:i w:val="false"/>
+                <w:b w:val="false"/>
+                <w:u w:val="none"/>
+                <w:strike w:val="false"/>
+                <w:sz w:val="16"/>
+                <w:szCs w:val="16"/>
+                <w:color w:val="000000"/>
+              </w:rPr>
+            </w:pPr>
+            <w:r>
+              <w:rPr>
+                <w:rFonts w:ascii="Times New Roman" w:hAnsi="Times New Roman" w:eastAsia="Times New Roman" w:cs="Times New Roman"/>
                 <w:i w:val="false"/>
                 <w:b w:val="false"/>
                 <w:u w:val="none"/>
@@ -1590,19 +1590,19 @@
               <w:spacing w:after="60" w:before="60" w:line="240"/>
               <w:ind w:left="60" w:right="60" w:firstLine="0" w:firstLineChars="0"/>
               <w:rPr>
-                <w:rFonts w:ascii="Calibri" w:hAnsi="Calibri" w:eastAsia="Calibri" w:cs="Calibri"/>
-                <w:i w:val="false"/>
-                <w:b w:val="false"/>
-                <w:u w:val="none"/>
-                <w:strike w:val="false"/>
-                <w:sz w:val="16"/>
-                <w:szCs w:val="16"/>
-                <w:color w:val="000000"/>
-              </w:rPr>
-            </w:pPr>
-            <w:r>
-              <w:rPr>
-                <w:rFonts w:ascii="Calibri" w:hAnsi="Calibri" w:eastAsia="Calibri" w:cs="Calibri"/>
+                <w:rFonts w:ascii="Times New Roman" w:hAnsi="Times New Roman" w:eastAsia="Times New Roman" w:cs="Times New Roman"/>
+                <w:i w:val="false"/>
+                <w:b w:val="false"/>
+                <w:u w:val="none"/>
+                <w:strike w:val="false"/>
+                <w:sz w:val="16"/>
+                <w:szCs w:val="16"/>
+                <w:color w:val="000000"/>
+              </w:rPr>
+            </w:pPr>
+            <w:r>
+              <w:rPr>
+                <w:rFonts w:ascii="Times New Roman" w:hAnsi="Times New Roman" w:eastAsia="Times New Roman" w:cs="Times New Roman"/>
                 <w:i w:val="false"/>
                 <w:b w:val="false"/>
                 <w:u w:val="none"/>
@@ -1644,19 +1644,19 @@
               <w:spacing w:after="60" w:before="60" w:line="240"/>
               <w:ind w:left="60" w:right="60" w:firstLine="0" w:firstLineChars="0"/>
               <w:rPr>
-                <w:rFonts w:ascii="Calibri" w:hAnsi="Calibri" w:eastAsia="Calibri" w:cs="Calibri"/>
-                <w:i w:val="false"/>
-                <w:b w:val="false"/>
-                <w:u w:val="none"/>
-                <w:strike w:val="false"/>
-                <w:sz w:val="16"/>
-                <w:szCs w:val="16"/>
-                <w:color w:val="000000"/>
-              </w:rPr>
-            </w:pPr>
-            <w:r>
-              <w:rPr>
-                <w:rFonts w:ascii="Calibri" w:hAnsi="Calibri" w:eastAsia="Calibri" w:cs="Calibri"/>
+                <w:rFonts w:ascii="Times New Roman" w:hAnsi="Times New Roman" w:eastAsia="Times New Roman" w:cs="Times New Roman"/>
+                <w:i w:val="false"/>
+                <w:b w:val="false"/>
+                <w:u w:val="none"/>
+                <w:strike w:val="false"/>
+                <w:sz w:val="16"/>
+                <w:szCs w:val="16"/>
+                <w:color w:val="000000"/>
+              </w:rPr>
+            </w:pPr>
+            <w:r>
+              <w:rPr>
+                <w:rFonts w:ascii="Times New Roman" w:hAnsi="Times New Roman" w:eastAsia="Times New Roman" w:cs="Times New Roman"/>
                 <w:i w:val="false"/>
                 <w:b w:val="false"/>
                 <w:u w:val="none"/>
@@ -1698,19 +1698,19 @@
               <w:spacing w:after="60" w:before="60" w:line="240"/>
               <w:ind w:left="60" w:right="60" w:firstLine="0" w:firstLineChars="0"/>
               <w:rPr>
-                <w:rFonts w:ascii="Calibri" w:hAnsi="Calibri" w:eastAsia="Calibri" w:cs="Calibri"/>
-                <w:i w:val="false"/>
-                <w:b w:val="false"/>
-                <w:u w:val="none"/>
-                <w:strike w:val="false"/>
-                <w:sz w:val="16"/>
-                <w:szCs w:val="16"/>
-                <w:color w:val="000000"/>
-              </w:rPr>
-            </w:pPr>
-            <w:r>
-              <w:rPr>
-                <w:rFonts w:ascii="Calibri" w:hAnsi="Calibri" w:eastAsia="Calibri" w:cs="Calibri"/>
+                <w:rFonts w:ascii="Times New Roman" w:hAnsi="Times New Roman" w:eastAsia="Times New Roman" w:cs="Times New Roman"/>
+                <w:i w:val="false"/>
+                <w:b w:val="false"/>
+                <w:u w:val="none"/>
+                <w:strike w:val="false"/>
+                <w:sz w:val="16"/>
+                <w:szCs w:val="16"/>
+                <w:color w:val="000000"/>
+              </w:rPr>
+            </w:pPr>
+            <w:r>
+              <w:rPr>
+                <w:rFonts w:ascii="Times New Roman" w:hAnsi="Times New Roman" w:eastAsia="Times New Roman" w:cs="Times New Roman"/>
                 <w:i w:val="false"/>
                 <w:b w:val="false"/>
                 <w:u w:val="none"/>
@@ -1752,19 +1752,19 @@
               <w:spacing w:after="60" w:before="60" w:line="240"/>
               <w:ind w:left="60" w:right="60" w:firstLine="0" w:firstLineChars="0"/>
               <w:rPr>
-                <w:rFonts w:ascii="Calibri" w:hAnsi="Calibri" w:eastAsia="Calibri" w:cs="Calibri"/>
-                <w:i w:val="false"/>
-                <w:b w:val="false"/>
-                <w:u w:val="none"/>
-                <w:strike w:val="false"/>
-                <w:sz w:val="16"/>
-                <w:szCs w:val="16"/>
-                <w:color w:val="000000"/>
-              </w:rPr>
-            </w:pPr>
-            <w:r>
-              <w:rPr>
-                <w:rFonts w:ascii="Calibri" w:hAnsi="Calibri" w:eastAsia="Calibri" w:cs="Calibri"/>
+                <w:rFonts w:ascii="Times New Roman" w:hAnsi="Times New Roman" w:eastAsia="Times New Roman" w:cs="Times New Roman"/>
+                <w:i w:val="false"/>
+                <w:b w:val="false"/>
+                <w:u w:val="none"/>
+                <w:strike w:val="false"/>
+                <w:sz w:val="16"/>
+                <w:szCs w:val="16"/>
+                <w:color w:val="000000"/>
+              </w:rPr>
+            </w:pPr>
+            <w:r>
+              <w:rPr>
+                <w:rFonts w:ascii="Times New Roman" w:hAnsi="Times New Roman" w:eastAsia="Times New Roman" w:cs="Times New Roman"/>
                 <w:i w:val="false"/>
                 <w:b w:val="false"/>
                 <w:u w:val="none"/>
@@ -1806,19 +1806,19 @@
               <w:spacing w:after="60" w:before="60" w:line="240"/>
               <w:ind w:left="60" w:right="60" w:firstLine="0" w:firstLineChars="0"/>
               <w:rPr>
-                <w:rFonts w:ascii="Calibri" w:hAnsi="Calibri" w:eastAsia="Calibri" w:cs="Calibri"/>
-                <w:i w:val="false"/>
-                <w:b w:val="false"/>
-                <w:u w:val="none"/>
-                <w:strike w:val="false"/>
-                <w:sz w:val="16"/>
-                <w:szCs w:val="16"/>
-                <w:color w:val="000000"/>
-              </w:rPr>
-            </w:pPr>
-            <w:r>
-              <w:rPr>
-                <w:rFonts w:ascii="Calibri" w:hAnsi="Calibri" w:eastAsia="Calibri" w:cs="Calibri"/>
+                <w:rFonts w:ascii="Times New Roman" w:hAnsi="Times New Roman" w:eastAsia="Times New Roman" w:cs="Times New Roman"/>
+                <w:i w:val="false"/>
+                <w:b w:val="false"/>
+                <w:u w:val="none"/>
+                <w:strike w:val="false"/>
+                <w:sz w:val="16"/>
+                <w:szCs w:val="16"/>
+                <w:color w:val="000000"/>
+              </w:rPr>
+            </w:pPr>
+            <w:r>
+              <w:rPr>
+                <w:rFonts w:ascii="Times New Roman" w:hAnsi="Times New Roman" w:eastAsia="Times New Roman" w:cs="Times New Roman"/>
                 <w:i w:val="false"/>
                 <w:b w:val="false"/>
                 <w:u w:val="none"/>
@@ -1860,19 +1860,19 @@
               <w:spacing w:after="60" w:before="60" w:line="240"/>
               <w:ind w:left="60" w:right="60" w:firstLine="0" w:firstLineChars="0"/>
               <w:rPr>
-                <w:rFonts w:ascii="Calibri" w:hAnsi="Calibri" w:eastAsia="Calibri" w:cs="Calibri"/>
-                <w:i w:val="false"/>
-                <w:b w:val="false"/>
-                <w:u w:val="none"/>
-                <w:strike w:val="false"/>
-                <w:sz w:val="16"/>
-                <w:szCs w:val="16"/>
-                <w:color w:val="000000"/>
-              </w:rPr>
-            </w:pPr>
-            <w:r>
-              <w:rPr>
-                <w:rFonts w:ascii="Calibri" w:hAnsi="Calibri" w:eastAsia="Calibri" w:cs="Calibri"/>
+                <w:rFonts w:ascii="Times New Roman" w:hAnsi="Times New Roman" w:eastAsia="Times New Roman" w:cs="Times New Roman"/>
+                <w:i w:val="false"/>
+                <w:b w:val="false"/>
+                <w:u w:val="none"/>
+                <w:strike w:val="false"/>
+                <w:sz w:val="16"/>
+                <w:szCs w:val="16"/>
+                <w:color w:val="000000"/>
+              </w:rPr>
+            </w:pPr>
+            <w:r>
+              <w:rPr>
+                <w:rFonts w:ascii="Times New Roman" w:hAnsi="Times New Roman" w:eastAsia="Times New Roman" w:cs="Times New Roman"/>
                 <w:i w:val="false"/>
                 <w:b w:val="false"/>
                 <w:u w:val="none"/>
@@ -1914,19 +1914,19 @@
               <w:spacing w:after="60" w:before="60" w:line="240"/>
               <w:ind w:left="60" w:right="60" w:firstLine="0" w:firstLineChars="0"/>
               <w:rPr>
-                <w:rFonts w:ascii="Calibri" w:hAnsi="Calibri" w:eastAsia="Calibri" w:cs="Calibri"/>
-                <w:i w:val="false"/>
-                <w:b w:val="false"/>
-                <w:u w:val="none"/>
-                <w:strike w:val="false"/>
-                <w:sz w:val="16"/>
-                <w:szCs w:val="16"/>
-                <w:color w:val="000000"/>
-              </w:rPr>
-            </w:pPr>
-            <w:r>
-              <w:rPr>
-                <w:rFonts w:ascii="Calibri" w:hAnsi="Calibri" w:eastAsia="Calibri" w:cs="Calibri"/>
+                <w:rFonts w:ascii="Times New Roman" w:hAnsi="Times New Roman" w:eastAsia="Times New Roman" w:cs="Times New Roman"/>
+                <w:i w:val="false"/>
+                <w:b w:val="false"/>
+                <w:u w:val="none"/>
+                <w:strike w:val="false"/>
+                <w:sz w:val="16"/>
+                <w:szCs w:val="16"/>
+                <w:color w:val="000000"/>
+              </w:rPr>
+            </w:pPr>
+            <w:r>
+              <w:rPr>
+                <w:rFonts w:ascii="Times New Roman" w:hAnsi="Times New Roman" w:eastAsia="Times New Roman" w:cs="Times New Roman"/>
                 <w:i w:val="false"/>
                 <w:b w:val="false"/>
                 <w:u w:val="none"/>
@@ -1968,19 +1968,19 @@
               <w:spacing w:after="60" w:before="60" w:line="240"/>
               <w:ind w:left="60" w:right="60" w:firstLine="0" w:firstLineChars="0"/>
               <w:rPr>
-                <w:rFonts w:ascii="Calibri" w:hAnsi="Calibri" w:eastAsia="Calibri" w:cs="Calibri"/>
-                <w:i w:val="false"/>
-                <w:b w:val="false"/>
-                <w:u w:val="none"/>
-                <w:strike w:val="false"/>
-                <w:sz w:val="16"/>
-                <w:szCs w:val="16"/>
-                <w:color w:val="000000"/>
-              </w:rPr>
-            </w:pPr>
-            <w:r>
-              <w:rPr>
-                <w:rFonts w:ascii="Calibri" w:hAnsi="Calibri" w:eastAsia="Calibri" w:cs="Calibri"/>
+                <w:rFonts w:ascii="Times New Roman" w:hAnsi="Times New Roman" w:eastAsia="Times New Roman" w:cs="Times New Roman"/>
+                <w:i w:val="false"/>
+                <w:b w:val="false"/>
+                <w:u w:val="none"/>
+                <w:strike w:val="false"/>
+                <w:sz w:val="16"/>
+                <w:szCs w:val="16"/>
+                <w:color w:val="000000"/>
+              </w:rPr>
+            </w:pPr>
+            <w:r>
+              <w:rPr>
+                <w:rFonts w:ascii="Times New Roman" w:hAnsi="Times New Roman" w:eastAsia="Times New Roman" w:cs="Times New Roman"/>
                 <w:i w:val="false"/>
                 <w:b w:val="false"/>
                 <w:u w:val="none"/>
@@ -2022,19 +2022,19 @@
               <w:spacing w:after="60" w:before="60" w:line="240"/>
               <w:ind w:left="60" w:right="60" w:firstLine="0" w:firstLineChars="0"/>
               <w:rPr>
-                <w:rFonts w:ascii="Calibri" w:hAnsi="Calibri" w:eastAsia="Calibri" w:cs="Calibri"/>
-                <w:i w:val="false"/>
-                <w:b w:val="false"/>
-                <w:u w:val="none"/>
-                <w:strike w:val="false"/>
-                <w:sz w:val="16"/>
-                <w:szCs w:val="16"/>
-                <w:color w:val="000000"/>
-              </w:rPr>
-            </w:pPr>
-            <w:r>
-              <w:rPr>
-                <w:rFonts w:ascii="Calibri" w:hAnsi="Calibri" w:eastAsia="Calibri" w:cs="Calibri"/>
+                <w:rFonts w:ascii="Times New Roman" w:hAnsi="Times New Roman" w:eastAsia="Times New Roman" w:cs="Times New Roman"/>
+                <w:i w:val="false"/>
+                <w:b w:val="false"/>
+                <w:u w:val="none"/>
+                <w:strike w:val="false"/>
+                <w:sz w:val="16"/>
+                <w:szCs w:val="16"/>
+                <w:color w:val="000000"/>
+              </w:rPr>
+            </w:pPr>
+            <w:r>
+              <w:rPr>
+                <w:rFonts w:ascii="Times New Roman" w:hAnsi="Times New Roman" w:eastAsia="Times New Roman" w:cs="Times New Roman"/>
                 <w:i w:val="false"/>
                 <w:b w:val="false"/>
                 <w:u w:val="none"/>
@@ -2076,19 +2076,19 @@
               <w:spacing w:after="60" w:before="60" w:line="240"/>
               <w:ind w:left="60" w:right="60" w:firstLine="0" w:firstLineChars="0"/>
               <w:rPr>
-                <w:rFonts w:ascii="Calibri" w:hAnsi="Calibri" w:eastAsia="Calibri" w:cs="Calibri"/>
-                <w:i w:val="false"/>
-                <w:b w:val="false"/>
-                <w:u w:val="none"/>
-                <w:strike w:val="false"/>
-                <w:sz w:val="16"/>
-                <w:szCs w:val="16"/>
-                <w:color w:val="000000"/>
-              </w:rPr>
-            </w:pPr>
-            <w:r>
-              <w:rPr>
-                <w:rFonts w:ascii="Calibri" w:hAnsi="Calibri" w:eastAsia="Calibri" w:cs="Calibri"/>
+                <w:rFonts w:ascii="Times New Roman" w:hAnsi="Times New Roman" w:eastAsia="Times New Roman" w:cs="Times New Roman"/>
+                <w:i w:val="false"/>
+                <w:b w:val="false"/>
+                <w:u w:val="none"/>
+                <w:strike w:val="false"/>
+                <w:sz w:val="16"/>
+                <w:szCs w:val="16"/>
+                <w:color w:val="000000"/>
+              </w:rPr>
+            </w:pPr>
+            <w:r>
+              <w:rPr>
+                <w:rFonts w:ascii="Times New Roman" w:hAnsi="Times New Roman" w:eastAsia="Times New Roman" w:cs="Times New Roman"/>
                 <w:i w:val="false"/>
                 <w:b w:val="false"/>
                 <w:u w:val="none"/>
@@ -2130,19 +2130,19 @@
               <w:spacing w:after="60" w:before="60" w:line="240"/>
               <w:ind w:left="60" w:right="60" w:firstLine="0" w:firstLineChars="0"/>
               <w:rPr>
-                <w:rFonts w:ascii="Calibri" w:hAnsi="Calibri" w:eastAsia="Calibri" w:cs="Calibri"/>
-                <w:i w:val="false"/>
-                <w:b w:val="false"/>
-                <w:u w:val="none"/>
-                <w:strike w:val="false"/>
-                <w:sz w:val="16"/>
-                <w:szCs w:val="16"/>
-                <w:color w:val="000000"/>
-              </w:rPr>
-            </w:pPr>
-            <w:r>
-              <w:rPr>
-                <w:rFonts w:ascii="Calibri" w:hAnsi="Calibri" w:eastAsia="Calibri" w:cs="Calibri"/>
+                <w:rFonts w:ascii="Times New Roman" w:hAnsi="Times New Roman" w:eastAsia="Times New Roman" w:cs="Times New Roman"/>
+                <w:i w:val="false"/>
+                <w:b w:val="false"/>
+                <w:u w:val="none"/>
+                <w:strike w:val="false"/>
+                <w:sz w:val="16"/>
+                <w:szCs w:val="16"/>
+                <w:color w:val="000000"/>
+              </w:rPr>
+            </w:pPr>
+            <w:r>
+              <w:rPr>
+                <w:rFonts w:ascii="Times New Roman" w:hAnsi="Times New Roman" w:eastAsia="Times New Roman" w:cs="Times New Roman"/>
                 <w:i w:val="false"/>
                 <w:b w:val="false"/>
                 <w:u w:val="none"/>
@@ -2158,7 +2158,7 @@
       </w:tr>
       <w:tr>
         <w:trPr>
-          <w:trHeight w:val="297" w:hRule="auto"/>
+          <w:trHeight w:val="295" w:hRule="auto"/>
         </w:trPr>
         body3
         <w:tc>
@@ -2190,19 +2190,19 @@
               <w:spacing w:after="60" w:before="60" w:line="240"/>
               <w:ind w:left="60" w:right="60" w:firstLine="0" w:firstLineChars="0"/>
               <w:rPr>
-                <w:rFonts w:ascii="Calibri" w:hAnsi="Calibri" w:eastAsia="Calibri" w:cs="Calibri"/>
-                <w:i w:val="false"/>
-                <w:b w:val="false"/>
-                <w:u w:val="none"/>
-                <w:strike w:val="false"/>
-                <w:sz w:val="16"/>
-                <w:szCs w:val="16"/>
-                <w:color w:val="000000"/>
-              </w:rPr>
-            </w:pPr>
-            <w:r>
-              <w:rPr>
-                <w:rFonts w:ascii="Calibri" w:hAnsi="Calibri" w:eastAsia="Calibri" w:cs="Calibri"/>
+                <w:rFonts w:ascii="Times New Roman" w:hAnsi="Times New Roman" w:eastAsia="Times New Roman" w:cs="Times New Roman"/>
+                <w:i w:val="false"/>
+                <w:b w:val="false"/>
+                <w:u w:val="none"/>
+                <w:strike w:val="false"/>
+                <w:sz w:val="16"/>
+                <w:szCs w:val="16"/>
+                <w:color w:val="000000"/>
+              </w:rPr>
+            </w:pPr>
+            <w:r>
+              <w:rPr>
+                <w:rFonts w:ascii="Times New Roman" w:hAnsi="Times New Roman" w:eastAsia="Times New Roman" w:cs="Times New Roman"/>
                 <w:i w:val="false"/>
                 <w:b w:val="false"/>
                 <w:u w:val="none"/>
@@ -2244,19 +2244,19 @@
               <w:spacing w:after="60" w:before="60" w:line="240"/>
               <w:ind w:left="60" w:right="60" w:firstLine="0" w:firstLineChars="0"/>
               <w:rPr>
-                <w:rFonts w:ascii="Calibri" w:hAnsi="Calibri" w:eastAsia="Calibri" w:cs="Calibri"/>
-                <w:i w:val="false"/>
-                <w:b w:val="false"/>
-                <w:u w:val="none"/>
-                <w:strike w:val="false"/>
-                <w:sz w:val="16"/>
-                <w:szCs w:val="16"/>
-                <w:color w:val="000000"/>
-              </w:rPr>
-            </w:pPr>
-            <w:r>
-              <w:rPr>
-                <w:rFonts w:ascii="Calibri" w:hAnsi="Calibri" w:eastAsia="Calibri" w:cs="Calibri"/>
+                <w:rFonts w:ascii="Times New Roman" w:hAnsi="Times New Roman" w:eastAsia="Times New Roman" w:cs="Times New Roman"/>
+                <w:i w:val="false"/>
+                <w:b w:val="false"/>
+                <w:u w:val="none"/>
+                <w:strike w:val="false"/>
+                <w:sz w:val="16"/>
+                <w:szCs w:val="16"/>
+                <w:color w:val="000000"/>
+              </w:rPr>
+            </w:pPr>
+            <w:r>
+              <w:rPr>
+                <w:rFonts w:ascii="Times New Roman" w:hAnsi="Times New Roman" w:eastAsia="Times New Roman" w:cs="Times New Roman"/>
                 <w:i w:val="false"/>
                 <w:b w:val="false"/>
                 <w:u w:val="none"/>
@@ -2298,19 +2298,19 @@
               <w:spacing w:after="60" w:before="60" w:line="240"/>
               <w:ind w:left="60" w:right="60" w:firstLine="0" w:firstLineChars="0"/>
               <w:rPr>
-                <w:rFonts w:ascii="Calibri" w:hAnsi="Calibri" w:eastAsia="Calibri" w:cs="Calibri"/>
-                <w:i w:val="false"/>
-                <w:b w:val="false"/>
-                <w:u w:val="none"/>
-                <w:strike w:val="false"/>
-                <w:sz w:val="16"/>
-                <w:szCs w:val="16"/>
-                <w:color w:val="000000"/>
-              </w:rPr>
-            </w:pPr>
-            <w:r>
-              <w:rPr>
-                <w:rFonts w:ascii="Calibri" w:hAnsi="Calibri" w:eastAsia="Calibri" w:cs="Calibri"/>
+                <w:rFonts w:ascii="Times New Roman" w:hAnsi="Times New Roman" w:eastAsia="Times New Roman" w:cs="Times New Roman"/>
+                <w:i w:val="false"/>
+                <w:b w:val="false"/>
+                <w:u w:val="none"/>
+                <w:strike w:val="false"/>
+                <w:sz w:val="16"/>
+                <w:szCs w:val="16"/>
+                <w:color w:val="000000"/>
+              </w:rPr>
+            </w:pPr>
+            <w:r>
+              <w:rPr>
+                <w:rFonts w:ascii="Times New Roman" w:hAnsi="Times New Roman" w:eastAsia="Times New Roman" w:cs="Times New Roman"/>
                 <w:i w:val="false"/>
                 <w:b w:val="false"/>
                 <w:u w:val="none"/>
@@ -2352,19 +2352,19 @@
               <w:spacing w:after="60" w:before="60" w:line="240"/>
               <w:ind w:left="60" w:right="60" w:firstLine="0" w:firstLineChars="0"/>
               <w:rPr>
-                <w:rFonts w:ascii="Calibri" w:hAnsi="Calibri" w:eastAsia="Calibri" w:cs="Calibri"/>
-                <w:i w:val="false"/>
-                <w:b w:val="false"/>
-                <w:u w:val="none"/>
-                <w:strike w:val="false"/>
-                <w:sz w:val="16"/>
-                <w:szCs w:val="16"/>
-                <w:color w:val="000000"/>
-              </w:rPr>
-            </w:pPr>
-            <w:r>
-              <w:rPr>
-                <w:rFonts w:ascii="Calibri" w:hAnsi="Calibri" w:eastAsia="Calibri" w:cs="Calibri"/>
+                <w:rFonts w:ascii="Times New Roman" w:hAnsi="Times New Roman" w:eastAsia="Times New Roman" w:cs="Times New Roman"/>
+                <w:i w:val="false"/>
+                <w:b w:val="false"/>
+                <w:u w:val="none"/>
+                <w:strike w:val="false"/>
+                <w:sz w:val="16"/>
+                <w:szCs w:val="16"/>
+                <w:color w:val="000000"/>
+              </w:rPr>
+            </w:pPr>
+            <w:r>
+              <w:rPr>
+                <w:rFonts w:ascii="Times New Roman" w:hAnsi="Times New Roman" w:eastAsia="Times New Roman" w:cs="Times New Roman"/>
                 <w:i w:val="false"/>
                 <w:b w:val="false"/>
                 <w:u w:val="none"/>
@@ -2406,19 +2406,19 @@
               <w:spacing w:after="60" w:before="60" w:line="240"/>
               <w:ind w:left="60" w:right="60" w:firstLine="0" w:firstLineChars="0"/>
               <w:rPr>
-                <w:rFonts w:ascii="Calibri" w:hAnsi="Calibri" w:eastAsia="Calibri" w:cs="Calibri"/>
-                <w:i w:val="false"/>
-                <w:b w:val="false"/>
-                <w:u w:val="none"/>
-                <w:strike w:val="false"/>
-                <w:sz w:val="16"/>
-                <w:szCs w:val="16"/>
-                <w:color w:val="000000"/>
-              </w:rPr>
-            </w:pPr>
-            <w:r>
-              <w:rPr>
-                <w:rFonts w:ascii="Calibri" w:hAnsi="Calibri" w:eastAsia="Calibri" w:cs="Calibri"/>
+                <w:rFonts w:ascii="Times New Roman" w:hAnsi="Times New Roman" w:eastAsia="Times New Roman" w:cs="Times New Roman"/>
+                <w:i w:val="false"/>
+                <w:b w:val="false"/>
+                <w:u w:val="none"/>
+                <w:strike w:val="false"/>
+                <w:sz w:val="16"/>
+                <w:szCs w:val="16"/>
+                <w:color w:val="000000"/>
+              </w:rPr>
+            </w:pPr>
+            <w:r>
+              <w:rPr>
+                <w:rFonts w:ascii="Times New Roman" w:hAnsi="Times New Roman" w:eastAsia="Times New Roman" w:cs="Times New Roman"/>
                 <w:i w:val="false"/>
                 <w:b w:val="false"/>
                 <w:u w:val="none"/>
@@ -2460,19 +2460,19 @@
               <w:spacing w:after="60" w:before="60" w:line="240"/>
               <w:ind w:left="60" w:right="60" w:firstLine="0" w:firstLineChars="0"/>
               <w:rPr>
-                <w:rFonts w:ascii="Calibri" w:hAnsi="Calibri" w:eastAsia="Calibri" w:cs="Calibri"/>
-                <w:i w:val="false"/>
-                <w:b w:val="false"/>
-                <w:u w:val="none"/>
-                <w:strike w:val="false"/>
-                <w:sz w:val="16"/>
-                <w:szCs w:val="16"/>
-                <w:color w:val="000000"/>
-              </w:rPr>
-            </w:pPr>
-            <w:r>
-              <w:rPr>
-                <w:rFonts w:ascii="Calibri" w:hAnsi="Calibri" w:eastAsia="Calibri" w:cs="Calibri"/>
+                <w:rFonts w:ascii="Times New Roman" w:hAnsi="Times New Roman" w:eastAsia="Times New Roman" w:cs="Times New Roman"/>
+                <w:i w:val="false"/>
+                <w:b w:val="false"/>
+                <w:u w:val="none"/>
+                <w:strike w:val="false"/>
+                <w:sz w:val="16"/>
+                <w:szCs w:val="16"/>
+                <w:color w:val="000000"/>
+              </w:rPr>
+            </w:pPr>
+            <w:r>
+              <w:rPr>
+                <w:rFonts w:ascii="Times New Roman" w:hAnsi="Times New Roman" w:eastAsia="Times New Roman" w:cs="Times New Roman"/>
                 <w:i w:val="false"/>
                 <w:b w:val="false"/>
                 <w:u w:val="none"/>
@@ -2514,19 +2514,19 @@
               <w:spacing w:after="60" w:before="60" w:line="240"/>
               <w:ind w:left="60" w:right="60" w:firstLine="0" w:firstLineChars="0"/>
               <w:rPr>
-                <w:rFonts w:ascii="Calibri" w:hAnsi="Calibri" w:eastAsia="Calibri" w:cs="Calibri"/>
-                <w:i w:val="false"/>
-                <w:b w:val="false"/>
-                <w:u w:val="none"/>
-                <w:strike w:val="false"/>
-                <w:sz w:val="16"/>
-                <w:szCs w:val="16"/>
-                <w:color w:val="000000"/>
-              </w:rPr>
-            </w:pPr>
-            <w:r>
-              <w:rPr>
-                <w:rFonts w:ascii="Calibri" w:hAnsi="Calibri" w:eastAsia="Calibri" w:cs="Calibri"/>
+                <w:rFonts w:ascii="Times New Roman" w:hAnsi="Times New Roman" w:eastAsia="Times New Roman" w:cs="Times New Roman"/>
+                <w:i w:val="false"/>
+                <w:b w:val="false"/>
+                <w:u w:val="none"/>
+                <w:strike w:val="false"/>
+                <w:sz w:val="16"/>
+                <w:szCs w:val="16"/>
+                <w:color w:val="000000"/>
+              </w:rPr>
+            </w:pPr>
+            <w:r>
+              <w:rPr>
+                <w:rFonts w:ascii="Times New Roman" w:hAnsi="Times New Roman" w:eastAsia="Times New Roman" w:cs="Times New Roman"/>
                 <w:i w:val="false"/>
                 <w:b w:val="false"/>
                 <w:u w:val="none"/>
@@ -2568,19 +2568,19 @@
               <w:spacing w:after="60" w:before="60" w:line="240"/>
               <w:ind w:left="60" w:right="60" w:firstLine="0" w:firstLineChars="0"/>
               <w:rPr>
-                <w:rFonts w:ascii="Calibri" w:hAnsi="Calibri" w:eastAsia="Calibri" w:cs="Calibri"/>
-                <w:i w:val="false"/>
-                <w:b w:val="false"/>
-                <w:u w:val="none"/>
-                <w:strike w:val="false"/>
-                <w:sz w:val="16"/>
-                <w:szCs w:val="16"/>
-                <w:color w:val="000000"/>
-              </w:rPr>
-            </w:pPr>
-            <w:r>
-              <w:rPr>
-                <w:rFonts w:ascii="Calibri" w:hAnsi="Calibri" w:eastAsia="Calibri" w:cs="Calibri"/>
+                <w:rFonts w:ascii="Times New Roman" w:hAnsi="Times New Roman" w:eastAsia="Times New Roman" w:cs="Times New Roman"/>
+                <w:i w:val="false"/>
+                <w:b w:val="false"/>
+                <w:u w:val="none"/>
+                <w:strike w:val="false"/>
+                <w:sz w:val="16"/>
+                <w:szCs w:val="16"/>
+                <w:color w:val="000000"/>
+              </w:rPr>
+            </w:pPr>
+            <w:r>
+              <w:rPr>
+                <w:rFonts w:ascii="Times New Roman" w:hAnsi="Times New Roman" w:eastAsia="Times New Roman" w:cs="Times New Roman"/>
                 <w:i w:val="false"/>
                 <w:b w:val="false"/>
                 <w:u w:val="none"/>
@@ -2622,19 +2622,19 @@
               <w:spacing w:after="60" w:before="60" w:line="240"/>
               <w:ind w:left="60" w:right="60" w:firstLine="0" w:firstLineChars="0"/>
               <w:rPr>
-                <w:rFonts w:ascii="Calibri" w:hAnsi="Calibri" w:eastAsia="Calibri" w:cs="Calibri"/>
-                <w:i w:val="false"/>
-                <w:b w:val="false"/>
-                <w:u w:val="none"/>
-                <w:strike w:val="false"/>
-                <w:sz w:val="16"/>
-                <w:szCs w:val="16"/>
-                <w:color w:val="000000"/>
-              </w:rPr>
-            </w:pPr>
-            <w:r>
-              <w:rPr>
-                <w:rFonts w:ascii="Calibri" w:hAnsi="Calibri" w:eastAsia="Calibri" w:cs="Calibri"/>
+                <w:rFonts w:ascii="Times New Roman" w:hAnsi="Times New Roman" w:eastAsia="Times New Roman" w:cs="Times New Roman"/>
+                <w:i w:val="false"/>
+                <w:b w:val="false"/>
+                <w:u w:val="none"/>
+                <w:strike w:val="false"/>
+                <w:sz w:val="16"/>
+                <w:szCs w:val="16"/>
+                <w:color w:val="000000"/>
+              </w:rPr>
+            </w:pPr>
+            <w:r>
+              <w:rPr>
+                <w:rFonts w:ascii="Times New Roman" w:hAnsi="Times New Roman" w:eastAsia="Times New Roman" w:cs="Times New Roman"/>
                 <w:i w:val="false"/>
                 <w:b w:val="false"/>
                 <w:u w:val="none"/>
@@ -2676,7 +2676,7 @@
               <w:spacing w:after="60" w:before="60" w:line="240"/>
               <w:ind w:left="60" w:right="60" w:firstLine="0" w:firstLineChars="0"/>
               <w:rPr>
-                <w:rFonts w:ascii="Calibri" w:hAnsi="Calibri" w:eastAsia="Calibri" w:cs="Calibri"/>
+                <w:rFonts w:ascii="Times New Roman" w:hAnsi="Times New Roman" w:eastAsia="Times New Roman" w:cs="Times New Roman"/>
                 <w:i w:val="false"/>
                 <w:b w:val="false"/>
                 <w:u w:val="none"/>
@@ -2688,7 +2688,7 @@
             </w:pPr>
             <w:r>
               <w:rPr>
-                <w:rFonts w:ascii="Calibri" w:hAnsi="Calibri" w:eastAsia="Calibri" w:cs="Calibri"/>
+                <w:rFonts w:ascii="Times New Roman" w:hAnsi="Times New Roman" w:eastAsia="Times New Roman" w:cs="Times New Roman"/>
                 <w:i w:val="false"/>
                 <w:b w:val="false"/>
                 <w:u w:val="none"/>
@@ -2730,19 +2730,19 @@
               <w:spacing w:after="60" w:before="60" w:line="240"/>
               <w:ind w:left="60" w:right="60" w:firstLine="0" w:firstLineChars="0"/>
               <w:rPr>
-                <w:rFonts w:ascii="Calibri" w:hAnsi="Calibri" w:eastAsia="Calibri" w:cs="Calibri"/>
-                <w:i w:val="false"/>
-                <w:b w:val="false"/>
-                <w:u w:val="none"/>
-                <w:strike w:val="false"/>
-                <w:sz w:val="16"/>
-                <w:szCs w:val="16"/>
-                <w:color w:val="000000"/>
-              </w:rPr>
-            </w:pPr>
-            <w:r>
-              <w:rPr>
-                <w:rFonts w:ascii="Calibri" w:hAnsi="Calibri" w:eastAsia="Calibri" w:cs="Calibri"/>
+                <w:rFonts w:ascii="Times New Roman" w:hAnsi="Times New Roman" w:eastAsia="Times New Roman" w:cs="Times New Roman"/>
+                <w:i w:val="false"/>
+                <w:b w:val="false"/>
+                <w:u w:val="none"/>
+                <w:strike w:val="false"/>
+                <w:sz w:val="16"/>
+                <w:szCs w:val="16"/>
+                <w:color w:val="000000"/>
+              </w:rPr>
+            </w:pPr>
+            <w:r>
+              <w:rPr>
+                <w:rFonts w:ascii="Times New Roman" w:hAnsi="Times New Roman" w:eastAsia="Times New Roman" w:cs="Times New Roman"/>
                 <w:i w:val="false"/>
                 <w:b w:val="false"/>
                 <w:u w:val="none"/>
@@ -2784,19 +2784,19 @@
               <w:spacing w:after="60" w:before="60" w:line="240"/>
               <w:ind w:left="60" w:right="60" w:firstLine="0" w:firstLineChars="0"/>
               <w:rPr>
-                <w:rFonts w:ascii="Calibri" w:hAnsi="Calibri" w:eastAsia="Calibri" w:cs="Calibri"/>
-                <w:i w:val="false"/>
-                <w:b w:val="false"/>
-                <w:u w:val="none"/>
-                <w:strike w:val="false"/>
-                <w:sz w:val="16"/>
-                <w:szCs w:val="16"/>
-                <w:color w:val="000000"/>
-              </w:rPr>
-            </w:pPr>
-            <w:r>
-              <w:rPr>
-                <w:rFonts w:ascii="Calibri" w:hAnsi="Calibri" w:eastAsia="Calibri" w:cs="Calibri"/>
+                <w:rFonts w:ascii="Times New Roman" w:hAnsi="Times New Roman" w:eastAsia="Times New Roman" w:cs="Times New Roman"/>
+                <w:i w:val="false"/>
+                <w:b w:val="false"/>
+                <w:u w:val="none"/>
+                <w:strike w:val="false"/>
+                <w:sz w:val="16"/>
+                <w:szCs w:val="16"/>
+                <w:color w:val="000000"/>
+              </w:rPr>
+            </w:pPr>
+            <w:r>
+              <w:rPr>
+                <w:rFonts w:ascii="Times New Roman" w:hAnsi="Times New Roman" w:eastAsia="Times New Roman" w:cs="Times New Roman"/>
                 <w:i w:val="false"/>
                 <w:b w:val="false"/>
                 <w:u w:val="none"/>
@@ -2838,7 +2838,7 @@
               <w:spacing w:after="60" w:before="60" w:line="240"/>
               <w:ind w:left="60" w:right="60" w:firstLine="0" w:firstLineChars="0"/>
               <w:rPr>
-                <w:rFonts w:ascii="Calibri" w:hAnsi="Calibri" w:eastAsia="Calibri" w:cs="Calibri"/>
+                <w:rFonts w:ascii="Times New Roman" w:hAnsi="Times New Roman" w:eastAsia="Times New Roman" w:cs="Times New Roman"/>
                 <w:i w:val="false"/>
                 <w:b w:val="true"/>
                 <w:u w:val="none"/>
@@ -2850,7 +2850,7 @@
             </w:pPr>
             <w:r>
               <w:rPr>
-                <w:rFonts w:ascii="Calibri" w:hAnsi="Calibri" w:eastAsia="Calibri" w:cs="Calibri"/>
+                <w:rFonts w:ascii="Times New Roman" w:hAnsi="Times New Roman" w:eastAsia="Times New Roman" w:cs="Times New Roman"/>
                 <w:i w:val="false"/>
                 <w:b w:val="true"/>
                 <w:u w:val="none"/>
@@ -2866,7 +2866,7 @@
       </w:tr>
       <w:tr>
         <w:trPr>
-          <w:trHeight w:val="321" w:hRule="auto"/>
+          <w:trHeight w:val="306" w:hRule="auto"/>
         </w:trPr>
         body4
         <w:tc>
@@ -2898,19 +2898,19 @@
               <w:spacing w:after="60" w:before="60" w:line="240"/>
               <w:ind w:left="60" w:right="60" w:firstLine="0" w:firstLineChars="0"/>
               <w:rPr>
-                <w:rFonts w:ascii="Calibri" w:hAnsi="Calibri" w:eastAsia="Calibri" w:cs="Calibri"/>
-                <w:i w:val="false"/>
-                <w:b w:val="false"/>
-                <w:u w:val="none"/>
-                <w:strike w:val="false"/>
-                <w:sz w:val="16"/>
-                <w:szCs w:val="16"/>
-                <w:color w:val="000000"/>
-              </w:rPr>
-            </w:pPr>
-            <w:r>
-              <w:rPr>
-                <w:rFonts w:ascii="Calibri" w:hAnsi="Calibri" w:eastAsia="Calibri" w:cs="Calibri"/>
+                <w:rFonts w:ascii="Times New Roman" w:hAnsi="Times New Roman" w:eastAsia="Times New Roman" w:cs="Times New Roman"/>
+                <w:i w:val="false"/>
+                <w:b w:val="false"/>
+                <w:u w:val="none"/>
+                <w:strike w:val="false"/>
+                <w:sz w:val="16"/>
+                <w:szCs w:val="16"/>
+                <w:color w:val="000000"/>
+              </w:rPr>
+            </w:pPr>
+            <w:r>
+              <w:rPr>
+                <w:rFonts w:ascii="Times New Roman" w:hAnsi="Times New Roman" w:eastAsia="Times New Roman" w:cs="Times New Roman"/>
                 <w:i w:val="false"/>
                 <w:b w:val="false"/>
                 <w:u w:val="none"/>
@@ -2952,19 +2952,19 @@
               <w:spacing w:after="60" w:before="60" w:line="240"/>
               <w:ind w:left="60" w:right="60" w:firstLine="0" w:firstLineChars="0"/>
               <w:rPr>
-                <w:rFonts w:ascii="Calibri" w:hAnsi="Calibri" w:eastAsia="Calibri" w:cs="Calibri"/>
-                <w:i w:val="false"/>
-                <w:b w:val="false"/>
-                <w:u w:val="none"/>
-                <w:strike w:val="false"/>
-                <w:sz w:val="16"/>
-                <w:szCs w:val="16"/>
-                <w:color w:val="000000"/>
-              </w:rPr>
-            </w:pPr>
-            <w:r>
-              <w:rPr>
-                <w:rFonts w:ascii="Calibri" w:hAnsi="Calibri" w:eastAsia="Calibri" w:cs="Calibri"/>
+                <w:rFonts w:ascii="Times New Roman" w:hAnsi="Times New Roman" w:eastAsia="Times New Roman" w:cs="Times New Roman"/>
+                <w:i w:val="false"/>
+                <w:b w:val="false"/>
+                <w:u w:val="none"/>
+                <w:strike w:val="false"/>
+                <w:sz w:val="16"/>
+                <w:szCs w:val="16"/>
+                <w:color w:val="000000"/>
+              </w:rPr>
+            </w:pPr>
+            <w:r>
+              <w:rPr>
+                <w:rFonts w:ascii="Times New Roman" w:hAnsi="Times New Roman" w:eastAsia="Times New Roman" w:cs="Times New Roman"/>
                 <w:i w:val="false"/>
                 <w:b w:val="false"/>
                 <w:u w:val="none"/>
@@ -3006,19 +3006,19 @@
               <w:spacing w:after="60" w:before="60" w:line="240"/>
               <w:ind w:left="60" w:right="60" w:firstLine="0" w:firstLineChars="0"/>
               <w:rPr>
-                <w:rFonts w:ascii="Calibri" w:hAnsi="Calibri" w:eastAsia="Calibri" w:cs="Calibri"/>
-                <w:i w:val="false"/>
-                <w:b w:val="false"/>
-                <w:u w:val="none"/>
-                <w:strike w:val="false"/>
-                <w:sz w:val="16"/>
-                <w:szCs w:val="16"/>
-                <w:color w:val="000000"/>
-              </w:rPr>
-            </w:pPr>
-            <w:r>
-              <w:rPr>
-                <w:rFonts w:ascii="Calibri" w:hAnsi="Calibri" w:eastAsia="Calibri" w:cs="Calibri"/>
+                <w:rFonts w:ascii="Times New Roman" w:hAnsi="Times New Roman" w:eastAsia="Times New Roman" w:cs="Times New Roman"/>
+                <w:i w:val="false"/>
+                <w:b w:val="false"/>
+                <w:u w:val="none"/>
+                <w:strike w:val="false"/>
+                <w:sz w:val="16"/>
+                <w:szCs w:val="16"/>
+                <w:color w:val="000000"/>
+              </w:rPr>
+            </w:pPr>
+            <w:r>
+              <w:rPr>
+                <w:rFonts w:ascii="Times New Roman" w:hAnsi="Times New Roman" w:eastAsia="Times New Roman" w:cs="Times New Roman"/>
                 <w:i w:val="false"/>
                 <w:b w:val="false"/>
                 <w:u w:val="none"/>
@@ -3060,19 +3060,19 @@
               <w:spacing w:after="60" w:before="60" w:line="240"/>
               <w:ind w:left="60" w:right="60" w:firstLine="0" w:firstLineChars="0"/>
               <w:rPr>
-                <w:rFonts w:ascii="Calibri" w:hAnsi="Calibri" w:eastAsia="Calibri" w:cs="Calibri"/>
-                <w:i w:val="false"/>
-                <w:b w:val="false"/>
-                <w:u w:val="none"/>
-                <w:strike w:val="false"/>
-                <w:sz w:val="16"/>
-                <w:szCs w:val="16"/>
-                <w:color w:val="000000"/>
-              </w:rPr>
-            </w:pPr>
-            <w:r>
-              <w:rPr>
-                <w:rFonts w:ascii="Calibri" w:hAnsi="Calibri" w:eastAsia="Calibri" w:cs="Calibri"/>
+                <w:rFonts w:ascii="Times New Roman" w:hAnsi="Times New Roman" w:eastAsia="Times New Roman" w:cs="Times New Roman"/>
+                <w:i w:val="false"/>
+                <w:b w:val="false"/>
+                <w:u w:val="none"/>
+                <w:strike w:val="false"/>
+                <w:sz w:val="16"/>
+                <w:szCs w:val="16"/>
+                <w:color w:val="000000"/>
+              </w:rPr>
+            </w:pPr>
+            <w:r>
+              <w:rPr>
+                <w:rFonts w:ascii="Times New Roman" w:hAnsi="Times New Roman" w:eastAsia="Times New Roman" w:cs="Times New Roman"/>
                 <w:i w:val="false"/>
                 <w:b w:val="false"/>
                 <w:u w:val="none"/>
@@ -3114,19 +3114,19 @@
               <w:spacing w:after="60" w:before="60" w:line="240"/>
               <w:ind w:left="60" w:right="60" w:firstLine="0" w:firstLineChars="0"/>
               <w:rPr>
-                <w:rFonts w:ascii="Calibri" w:hAnsi="Calibri" w:eastAsia="Calibri" w:cs="Calibri"/>
-                <w:i w:val="false"/>
-                <w:b w:val="false"/>
-                <w:u w:val="none"/>
-                <w:strike w:val="false"/>
-                <w:sz w:val="16"/>
-                <w:szCs w:val="16"/>
-                <w:color w:val="000000"/>
-              </w:rPr>
-            </w:pPr>
-            <w:r>
-              <w:rPr>
-                <w:rFonts w:ascii="Calibri" w:hAnsi="Calibri" w:eastAsia="Calibri" w:cs="Calibri"/>
+                <w:rFonts w:ascii="Times New Roman" w:hAnsi="Times New Roman" w:eastAsia="Times New Roman" w:cs="Times New Roman"/>
+                <w:i w:val="false"/>
+                <w:b w:val="false"/>
+                <w:u w:val="none"/>
+                <w:strike w:val="false"/>
+                <w:sz w:val="16"/>
+                <w:szCs w:val="16"/>
+                <w:color w:val="000000"/>
+              </w:rPr>
+            </w:pPr>
+            <w:r>
+              <w:rPr>
+                <w:rFonts w:ascii="Times New Roman" w:hAnsi="Times New Roman" w:eastAsia="Times New Roman" w:cs="Times New Roman"/>
                 <w:i w:val="false"/>
                 <w:b w:val="false"/>
                 <w:u w:val="none"/>
@@ -3168,19 +3168,19 @@
               <w:spacing w:after="60" w:before="60" w:line="240"/>
               <w:ind w:left="60" w:right="60" w:firstLine="0" w:firstLineChars="0"/>
               <w:rPr>
-                <w:rFonts w:ascii="Calibri" w:hAnsi="Calibri" w:eastAsia="Calibri" w:cs="Calibri"/>
-                <w:i w:val="false"/>
-                <w:b w:val="false"/>
-                <w:u w:val="none"/>
-                <w:strike w:val="false"/>
-                <w:sz w:val="16"/>
-                <w:szCs w:val="16"/>
-                <w:color w:val="000000"/>
-              </w:rPr>
-            </w:pPr>
-            <w:r>
-              <w:rPr>
-                <w:rFonts w:ascii="Calibri" w:hAnsi="Calibri" w:eastAsia="Calibri" w:cs="Calibri"/>
+                <w:rFonts w:ascii="Times New Roman" w:hAnsi="Times New Roman" w:eastAsia="Times New Roman" w:cs="Times New Roman"/>
+                <w:i w:val="false"/>
+                <w:b w:val="false"/>
+                <w:u w:val="none"/>
+                <w:strike w:val="false"/>
+                <w:sz w:val="16"/>
+                <w:szCs w:val="16"/>
+                <w:color w:val="000000"/>
+              </w:rPr>
+            </w:pPr>
+            <w:r>
+              <w:rPr>
+                <w:rFonts w:ascii="Times New Roman" w:hAnsi="Times New Roman" w:eastAsia="Times New Roman" w:cs="Times New Roman"/>
                 <w:i w:val="false"/>
                 <w:b w:val="false"/>
                 <w:u w:val="none"/>
@@ -3222,19 +3222,19 @@
               <w:spacing w:after="60" w:before="60" w:line="240"/>
               <w:ind w:left="60" w:right="60" w:firstLine="0" w:firstLineChars="0"/>
               <w:rPr>
-                <w:rFonts w:ascii="Calibri" w:hAnsi="Calibri" w:eastAsia="Calibri" w:cs="Calibri"/>
-                <w:i w:val="false"/>
-                <w:b w:val="false"/>
-                <w:u w:val="none"/>
-                <w:strike w:val="false"/>
-                <w:sz w:val="16"/>
-                <w:szCs w:val="16"/>
-                <w:color w:val="000000"/>
-              </w:rPr>
-            </w:pPr>
-            <w:r>
-              <w:rPr>
-                <w:rFonts w:ascii="Calibri" w:hAnsi="Calibri" w:eastAsia="Calibri" w:cs="Calibri"/>
+                <w:rFonts w:ascii="Times New Roman" w:hAnsi="Times New Roman" w:eastAsia="Times New Roman" w:cs="Times New Roman"/>
+                <w:i w:val="false"/>
+                <w:b w:val="false"/>
+                <w:u w:val="none"/>
+                <w:strike w:val="false"/>
+                <w:sz w:val="16"/>
+                <w:szCs w:val="16"/>
+                <w:color w:val="000000"/>
+              </w:rPr>
+            </w:pPr>
+            <w:r>
+              <w:rPr>
+                <w:rFonts w:ascii="Times New Roman" w:hAnsi="Times New Roman" w:eastAsia="Times New Roman" w:cs="Times New Roman"/>
                 <w:i w:val="false"/>
                 <w:b w:val="false"/>
                 <w:u w:val="none"/>
@@ -3276,19 +3276,19 @@
               <w:spacing w:after="60" w:before="60" w:line="240"/>
               <w:ind w:left="60" w:right="60" w:firstLine="0" w:firstLineChars="0"/>
               <w:rPr>
-                <w:rFonts w:ascii="Calibri" w:hAnsi="Calibri" w:eastAsia="Calibri" w:cs="Calibri"/>
-                <w:i w:val="false"/>
-                <w:b w:val="false"/>
-                <w:u w:val="none"/>
-                <w:strike w:val="false"/>
-                <w:sz w:val="16"/>
-                <w:szCs w:val="16"/>
-                <w:color w:val="000000"/>
-              </w:rPr>
-            </w:pPr>
-            <w:r>
-              <w:rPr>
-                <w:rFonts w:ascii="Calibri" w:hAnsi="Calibri" w:eastAsia="Calibri" w:cs="Calibri"/>
+                <w:rFonts w:ascii="Times New Roman" w:hAnsi="Times New Roman" w:eastAsia="Times New Roman" w:cs="Times New Roman"/>
+                <w:i w:val="false"/>
+                <w:b w:val="false"/>
+                <w:u w:val="none"/>
+                <w:strike w:val="false"/>
+                <w:sz w:val="16"/>
+                <w:szCs w:val="16"/>
+                <w:color w:val="000000"/>
+              </w:rPr>
+            </w:pPr>
+            <w:r>
+              <w:rPr>
+                <w:rFonts w:ascii="Times New Roman" w:hAnsi="Times New Roman" w:eastAsia="Times New Roman" w:cs="Times New Roman"/>
                 <w:i w:val="false"/>
                 <w:b w:val="false"/>
                 <w:u w:val="none"/>
@@ -3330,19 +3330,19 @@
               <w:spacing w:after="60" w:before="60" w:line="240"/>
               <w:ind w:left="60" w:right="60" w:firstLine="0" w:firstLineChars="0"/>
               <w:rPr>
-                <w:rFonts w:ascii="Calibri" w:hAnsi="Calibri" w:eastAsia="Calibri" w:cs="Calibri"/>
-                <w:i w:val="false"/>
-                <w:b w:val="false"/>
-                <w:u w:val="none"/>
-                <w:strike w:val="false"/>
-                <w:sz w:val="16"/>
-                <w:szCs w:val="16"/>
-                <w:color w:val="000000"/>
-              </w:rPr>
-            </w:pPr>
-            <w:r>
-              <w:rPr>
-                <w:rFonts w:ascii="Calibri" w:hAnsi="Calibri" w:eastAsia="Calibri" w:cs="Calibri"/>
+                <w:rFonts w:ascii="Times New Roman" w:hAnsi="Times New Roman" w:eastAsia="Times New Roman" w:cs="Times New Roman"/>
+                <w:i w:val="false"/>
+                <w:b w:val="false"/>
+                <w:u w:val="none"/>
+                <w:strike w:val="false"/>
+                <w:sz w:val="16"/>
+                <w:szCs w:val="16"/>
+                <w:color w:val="000000"/>
+              </w:rPr>
+            </w:pPr>
+            <w:r>
+              <w:rPr>
+                <w:rFonts w:ascii="Times New Roman" w:hAnsi="Times New Roman" w:eastAsia="Times New Roman" w:cs="Times New Roman"/>
                 <w:i w:val="false"/>
                 <w:b w:val="false"/>
                 <w:u w:val="none"/>
@@ -3384,19 +3384,19 @@
               <w:spacing w:after="60" w:before="60" w:line="240"/>
               <w:ind w:left="60" w:right="60" w:firstLine="0" w:firstLineChars="0"/>
               <w:rPr>
-                <w:rFonts w:ascii="Calibri" w:hAnsi="Calibri" w:eastAsia="Calibri" w:cs="Calibri"/>
-                <w:i w:val="false"/>
-                <w:b w:val="false"/>
-                <w:u w:val="none"/>
-                <w:strike w:val="false"/>
-                <w:sz w:val="16"/>
-                <w:szCs w:val="16"/>
-                <w:color w:val="000000"/>
-              </w:rPr>
-            </w:pPr>
-            <w:r>
-              <w:rPr>
-                <w:rFonts w:ascii="Calibri" w:hAnsi="Calibri" w:eastAsia="Calibri" w:cs="Calibri"/>
+                <w:rFonts w:ascii="Times New Roman" w:hAnsi="Times New Roman" w:eastAsia="Times New Roman" w:cs="Times New Roman"/>
+                <w:i w:val="false"/>
+                <w:b w:val="false"/>
+                <w:u w:val="none"/>
+                <w:strike w:val="false"/>
+                <w:sz w:val="16"/>
+                <w:szCs w:val="16"/>
+                <w:color w:val="000000"/>
+              </w:rPr>
+            </w:pPr>
+            <w:r>
+              <w:rPr>
+                <w:rFonts w:ascii="Times New Roman" w:hAnsi="Times New Roman" w:eastAsia="Times New Roman" w:cs="Times New Roman"/>
                 <w:i w:val="false"/>
                 <w:b w:val="false"/>
                 <w:u w:val="none"/>
@@ -3438,19 +3438,19 @@
               <w:spacing w:after="60" w:before="60" w:line="240"/>
               <w:ind w:left="60" w:right="60" w:firstLine="0" w:firstLineChars="0"/>
               <w:rPr>
-                <w:rFonts w:ascii="Calibri" w:hAnsi="Calibri" w:eastAsia="Calibri" w:cs="Calibri"/>
-                <w:i w:val="false"/>
-                <w:b w:val="false"/>
-                <w:u w:val="none"/>
-                <w:strike w:val="false"/>
-                <w:sz w:val="16"/>
-                <w:szCs w:val="16"/>
-                <w:color w:val="000000"/>
-              </w:rPr>
-            </w:pPr>
-            <w:r>
-              <w:rPr>
-                <w:rFonts w:ascii="Calibri" w:hAnsi="Calibri" w:eastAsia="Calibri" w:cs="Calibri"/>
+                <w:rFonts w:ascii="Times New Roman" w:hAnsi="Times New Roman" w:eastAsia="Times New Roman" w:cs="Times New Roman"/>
+                <w:i w:val="false"/>
+                <w:b w:val="false"/>
+                <w:u w:val="none"/>
+                <w:strike w:val="false"/>
+                <w:sz w:val="16"/>
+                <w:szCs w:val="16"/>
+                <w:color w:val="000000"/>
+              </w:rPr>
+            </w:pPr>
+            <w:r>
+              <w:rPr>
+                <w:rFonts w:ascii="Times New Roman" w:hAnsi="Times New Roman" w:eastAsia="Times New Roman" w:cs="Times New Roman"/>
                 <w:i w:val="false"/>
                 <w:b w:val="false"/>
                 <w:u w:val="none"/>
@@ -3492,19 +3492,19 @@
               <w:spacing w:after="60" w:before="60" w:line="240"/>
               <w:ind w:left="60" w:right="60" w:firstLine="0" w:firstLineChars="0"/>
               <w:rPr>
-                <w:rFonts w:ascii="Calibri" w:hAnsi="Calibri" w:eastAsia="Calibri" w:cs="Calibri"/>
-                <w:i w:val="false"/>
-                <w:b w:val="false"/>
-                <w:u w:val="none"/>
-                <w:strike w:val="false"/>
-                <w:sz w:val="16"/>
-                <w:szCs w:val="16"/>
-                <w:color w:val="000000"/>
-              </w:rPr>
-            </w:pPr>
-            <w:r>
-              <w:rPr>
-                <w:rFonts w:ascii="Calibri" w:hAnsi="Calibri" w:eastAsia="Calibri" w:cs="Calibri"/>
+                <w:rFonts w:ascii="Times New Roman" w:hAnsi="Times New Roman" w:eastAsia="Times New Roman" w:cs="Times New Roman"/>
+                <w:i w:val="false"/>
+                <w:b w:val="false"/>
+                <w:u w:val="none"/>
+                <w:strike w:val="false"/>
+                <w:sz w:val="16"/>
+                <w:szCs w:val="16"/>
+                <w:color w:val="000000"/>
+              </w:rPr>
+            </w:pPr>
+            <w:r>
+              <w:rPr>
+                <w:rFonts w:ascii="Times New Roman" w:hAnsi="Times New Roman" w:eastAsia="Times New Roman" w:cs="Times New Roman"/>
                 <w:i w:val="false"/>
                 <w:b w:val="false"/>
                 <w:u w:val="none"/>
@@ -3546,19 +3546,19 @@
               <w:spacing w:after="60" w:before="60" w:line="240"/>
               <w:ind w:left="60" w:right="60" w:firstLine="0" w:firstLineChars="0"/>
               <w:rPr>
-                <w:rFonts w:ascii="Calibri" w:hAnsi="Calibri" w:eastAsia="Calibri" w:cs="Calibri"/>
-                <w:i w:val="false"/>
-                <w:b w:val="false"/>
-                <w:u w:val="none"/>
-                <w:strike w:val="false"/>
-                <w:sz w:val="16"/>
-                <w:szCs w:val="16"/>
-                <w:color w:val="000000"/>
-              </w:rPr>
-            </w:pPr>
-            <w:r>
-              <w:rPr>
-                <w:rFonts w:ascii="Calibri" w:hAnsi="Calibri" w:eastAsia="Calibri" w:cs="Calibri"/>
+                <w:rFonts w:ascii="Times New Roman" w:hAnsi="Times New Roman" w:eastAsia="Times New Roman" w:cs="Times New Roman"/>
+                <w:i w:val="false"/>
+                <w:b w:val="false"/>
+                <w:u w:val="none"/>
+                <w:strike w:val="false"/>
+                <w:sz w:val="16"/>
+                <w:szCs w:val="16"/>
+                <w:color w:val="000000"/>
+              </w:rPr>
+            </w:pPr>
+            <w:r>
+              <w:rPr>
+                <w:rFonts w:ascii="Times New Roman" w:hAnsi="Times New Roman" w:eastAsia="Times New Roman" w:cs="Times New Roman"/>
                 <w:i w:val="false"/>
                 <w:b w:val="false"/>
                 <w:u w:val="none"/>
@@ -3574,7 +3574,7 @@
       </w:tr>
       <w:tr>
         <w:trPr>
-          <w:trHeight w:val="296" w:hRule="auto"/>
+          <w:trHeight w:val="295" w:hRule="auto"/>
         </w:trPr>
         body5
         <w:tc>
@@ -3606,19 +3606,19 @@
               <w:spacing w:after="60" w:before="60" w:line="240"/>
               <w:ind w:left="60" w:right="60" w:firstLine="0" w:firstLineChars="0"/>
               <w:rPr>
-                <w:rFonts w:ascii="Calibri" w:hAnsi="Calibri" w:eastAsia="Calibri" w:cs="Calibri"/>
-                <w:i w:val="false"/>
-                <w:b w:val="false"/>
-                <w:u w:val="none"/>
-                <w:strike w:val="false"/>
-                <w:sz w:val="16"/>
-                <w:szCs w:val="16"/>
-                <w:color w:val="000000"/>
-              </w:rPr>
-            </w:pPr>
-            <w:r>
-              <w:rPr>
-                <w:rFonts w:ascii="Calibri" w:hAnsi="Calibri" w:eastAsia="Calibri" w:cs="Calibri"/>
+                <w:rFonts w:ascii="Times New Roman" w:hAnsi="Times New Roman" w:eastAsia="Times New Roman" w:cs="Times New Roman"/>
+                <w:i w:val="false"/>
+                <w:b w:val="false"/>
+                <w:u w:val="none"/>
+                <w:strike w:val="false"/>
+                <w:sz w:val="16"/>
+                <w:szCs w:val="16"/>
+                <w:color w:val="000000"/>
+              </w:rPr>
+            </w:pPr>
+            <w:r>
+              <w:rPr>
+                <w:rFonts w:ascii="Times New Roman" w:hAnsi="Times New Roman" w:eastAsia="Times New Roman" w:cs="Times New Roman"/>
                 <w:i w:val="false"/>
                 <w:b w:val="false"/>
                 <w:u w:val="none"/>
@@ -3660,19 +3660,19 @@
               <w:spacing w:after="60" w:before="60" w:line="240"/>
               <w:ind w:left="60" w:right="60" w:firstLine="0" w:firstLineChars="0"/>
               <w:rPr>
-                <w:rFonts w:ascii="Calibri" w:hAnsi="Calibri" w:eastAsia="Calibri" w:cs="Calibri"/>
-                <w:i w:val="false"/>
-                <w:b w:val="false"/>
-                <w:u w:val="none"/>
-                <w:strike w:val="false"/>
-                <w:sz w:val="16"/>
-                <w:szCs w:val="16"/>
-                <w:color w:val="000000"/>
-              </w:rPr>
-            </w:pPr>
-            <w:r>
-              <w:rPr>
-                <w:rFonts w:ascii="Calibri" w:hAnsi="Calibri" w:eastAsia="Calibri" w:cs="Calibri"/>
+                <w:rFonts w:ascii="Times New Roman" w:hAnsi="Times New Roman" w:eastAsia="Times New Roman" w:cs="Times New Roman"/>
+                <w:i w:val="false"/>
+                <w:b w:val="false"/>
+                <w:u w:val="none"/>
+                <w:strike w:val="false"/>
+                <w:sz w:val="16"/>
+                <w:szCs w:val="16"/>
+                <w:color w:val="000000"/>
+              </w:rPr>
+            </w:pPr>
+            <w:r>
+              <w:rPr>
+                <w:rFonts w:ascii="Times New Roman" w:hAnsi="Times New Roman" w:eastAsia="Times New Roman" w:cs="Times New Roman"/>
                 <w:i w:val="false"/>
                 <w:b w:val="false"/>
                 <w:u w:val="none"/>
@@ -3714,19 +3714,19 @@
               <w:spacing w:after="60" w:before="60" w:line="240"/>
               <w:ind w:left="60" w:right="60" w:firstLine="0" w:firstLineChars="0"/>
               <w:rPr>
-                <w:rFonts w:ascii="Calibri" w:hAnsi="Calibri" w:eastAsia="Calibri" w:cs="Calibri"/>
-                <w:i w:val="false"/>
-                <w:b w:val="false"/>
-                <w:u w:val="none"/>
-                <w:strike w:val="false"/>
-                <w:sz w:val="16"/>
-                <w:szCs w:val="16"/>
-                <w:color w:val="000000"/>
-              </w:rPr>
-            </w:pPr>
-            <w:r>
-              <w:rPr>
-                <w:rFonts w:ascii="Calibri" w:hAnsi="Calibri" w:eastAsia="Calibri" w:cs="Calibri"/>
+                <w:rFonts w:ascii="Times New Roman" w:hAnsi="Times New Roman" w:eastAsia="Times New Roman" w:cs="Times New Roman"/>
+                <w:i w:val="false"/>
+                <w:b w:val="false"/>
+                <w:u w:val="none"/>
+                <w:strike w:val="false"/>
+                <w:sz w:val="16"/>
+                <w:szCs w:val="16"/>
+                <w:color w:val="000000"/>
+              </w:rPr>
+            </w:pPr>
+            <w:r>
+              <w:rPr>
+                <w:rFonts w:ascii="Times New Roman" w:hAnsi="Times New Roman" w:eastAsia="Times New Roman" w:cs="Times New Roman"/>
                 <w:i w:val="false"/>
                 <w:b w:val="false"/>
                 <w:u w:val="none"/>
@@ -3768,19 +3768,19 @@
               <w:spacing w:after="60" w:before="60" w:line="240"/>
               <w:ind w:left="60" w:right="60" w:firstLine="0" w:firstLineChars="0"/>
               <w:rPr>
-                <w:rFonts w:ascii="Calibri" w:hAnsi="Calibri" w:eastAsia="Calibri" w:cs="Calibri"/>
-                <w:i w:val="false"/>
-                <w:b w:val="false"/>
-                <w:u w:val="none"/>
-                <w:strike w:val="false"/>
-                <w:sz w:val="16"/>
-                <w:szCs w:val="16"/>
-                <w:color w:val="000000"/>
-              </w:rPr>
-            </w:pPr>
-            <w:r>
-              <w:rPr>
-                <w:rFonts w:ascii="Calibri" w:hAnsi="Calibri" w:eastAsia="Calibri" w:cs="Calibri"/>
+                <w:rFonts w:ascii="Times New Roman" w:hAnsi="Times New Roman" w:eastAsia="Times New Roman" w:cs="Times New Roman"/>
+                <w:i w:val="false"/>
+                <w:b w:val="false"/>
+                <w:u w:val="none"/>
+                <w:strike w:val="false"/>
+                <w:sz w:val="16"/>
+                <w:szCs w:val="16"/>
+                <w:color w:val="000000"/>
+              </w:rPr>
+            </w:pPr>
+            <w:r>
+              <w:rPr>
+                <w:rFonts w:ascii="Times New Roman" w:hAnsi="Times New Roman" w:eastAsia="Times New Roman" w:cs="Times New Roman"/>
                 <w:i w:val="false"/>
                 <w:b w:val="false"/>
                 <w:u w:val="none"/>
@@ -3822,19 +3822,19 @@
               <w:spacing w:after="60" w:before="60" w:line="240"/>
               <w:ind w:left="60" w:right="60" w:firstLine="0" w:firstLineChars="0"/>
               <w:rPr>
-                <w:rFonts w:ascii="Calibri" w:hAnsi="Calibri" w:eastAsia="Calibri" w:cs="Calibri"/>
-                <w:i w:val="false"/>
-                <w:b w:val="false"/>
-                <w:u w:val="none"/>
-                <w:strike w:val="false"/>
-                <w:sz w:val="16"/>
-                <w:szCs w:val="16"/>
-                <w:color w:val="000000"/>
-              </w:rPr>
-            </w:pPr>
-            <w:r>
-              <w:rPr>
-                <w:rFonts w:ascii="Calibri" w:hAnsi="Calibri" w:eastAsia="Calibri" w:cs="Calibri"/>
+                <w:rFonts w:ascii="Times New Roman" w:hAnsi="Times New Roman" w:eastAsia="Times New Roman" w:cs="Times New Roman"/>
+                <w:i w:val="false"/>
+                <w:b w:val="false"/>
+                <w:u w:val="none"/>
+                <w:strike w:val="false"/>
+                <w:sz w:val="16"/>
+                <w:szCs w:val="16"/>
+                <w:color w:val="000000"/>
+              </w:rPr>
+            </w:pPr>
+            <w:r>
+              <w:rPr>
+                <w:rFonts w:ascii="Times New Roman" w:hAnsi="Times New Roman" w:eastAsia="Times New Roman" w:cs="Times New Roman"/>
                 <w:i w:val="false"/>
                 <w:b w:val="false"/>
                 <w:u w:val="none"/>
@@ -3876,19 +3876,19 @@
               <w:spacing w:after="60" w:before="60" w:line="240"/>
               <w:ind w:left="60" w:right="60" w:firstLine="0" w:firstLineChars="0"/>
               <w:rPr>
-                <w:rFonts w:ascii="Calibri" w:hAnsi="Calibri" w:eastAsia="Calibri" w:cs="Calibri"/>
-                <w:i w:val="false"/>
-                <w:b w:val="false"/>
-                <w:u w:val="none"/>
-                <w:strike w:val="false"/>
-                <w:sz w:val="16"/>
-                <w:szCs w:val="16"/>
-                <w:color w:val="000000"/>
-              </w:rPr>
-            </w:pPr>
-            <w:r>
-              <w:rPr>
-                <w:rFonts w:ascii="Calibri" w:hAnsi="Calibri" w:eastAsia="Calibri" w:cs="Calibri"/>
+                <w:rFonts w:ascii="Times New Roman" w:hAnsi="Times New Roman" w:eastAsia="Times New Roman" w:cs="Times New Roman"/>
+                <w:i w:val="false"/>
+                <w:b w:val="false"/>
+                <w:u w:val="none"/>
+                <w:strike w:val="false"/>
+                <w:sz w:val="16"/>
+                <w:szCs w:val="16"/>
+                <w:color w:val="000000"/>
+              </w:rPr>
+            </w:pPr>
+            <w:r>
+              <w:rPr>
+                <w:rFonts w:ascii="Times New Roman" w:hAnsi="Times New Roman" w:eastAsia="Times New Roman" w:cs="Times New Roman"/>
                 <w:i w:val="false"/>
                 <w:b w:val="false"/>
                 <w:u w:val="none"/>
@@ -3930,19 +3930,19 @@
               <w:spacing w:after="60" w:before="60" w:line="240"/>
               <w:ind w:left="60" w:right="60" w:firstLine="0" w:firstLineChars="0"/>
               <w:rPr>
-                <w:rFonts w:ascii="Calibri" w:hAnsi="Calibri" w:eastAsia="Calibri" w:cs="Calibri"/>
-                <w:i w:val="false"/>
-                <w:b w:val="false"/>
-                <w:u w:val="none"/>
-                <w:strike w:val="false"/>
-                <w:sz w:val="16"/>
-                <w:szCs w:val="16"/>
-                <w:color w:val="000000"/>
-              </w:rPr>
-            </w:pPr>
-            <w:r>
-              <w:rPr>
-                <w:rFonts w:ascii="Calibri" w:hAnsi="Calibri" w:eastAsia="Calibri" w:cs="Calibri"/>
+                <w:rFonts w:ascii="Times New Roman" w:hAnsi="Times New Roman" w:eastAsia="Times New Roman" w:cs="Times New Roman"/>
+                <w:i w:val="false"/>
+                <w:b w:val="false"/>
+                <w:u w:val="none"/>
+                <w:strike w:val="false"/>
+                <w:sz w:val="16"/>
+                <w:szCs w:val="16"/>
+                <w:color w:val="000000"/>
+              </w:rPr>
+            </w:pPr>
+            <w:r>
+              <w:rPr>
+                <w:rFonts w:ascii="Times New Roman" w:hAnsi="Times New Roman" w:eastAsia="Times New Roman" w:cs="Times New Roman"/>
                 <w:i w:val="false"/>
                 <w:b w:val="false"/>
                 <w:u w:val="none"/>
@@ -3984,19 +3984,19 @@
               <w:spacing w:after="60" w:before="60" w:line="240"/>
               <w:ind w:left="60" w:right="60" w:firstLine="0" w:firstLineChars="0"/>
               <w:rPr>
-                <w:rFonts w:ascii="Calibri" w:hAnsi="Calibri" w:eastAsia="Calibri" w:cs="Calibri"/>
-                <w:i w:val="false"/>
-                <w:b w:val="false"/>
-                <w:u w:val="none"/>
-                <w:strike w:val="false"/>
-                <w:sz w:val="16"/>
-                <w:szCs w:val="16"/>
-                <w:color w:val="000000"/>
-              </w:rPr>
-            </w:pPr>
-            <w:r>
-              <w:rPr>
-                <w:rFonts w:ascii="Calibri" w:hAnsi="Calibri" w:eastAsia="Calibri" w:cs="Calibri"/>
+                <w:rFonts w:ascii="Times New Roman" w:hAnsi="Times New Roman" w:eastAsia="Times New Roman" w:cs="Times New Roman"/>
+                <w:i w:val="false"/>
+                <w:b w:val="false"/>
+                <w:u w:val="none"/>
+                <w:strike w:val="false"/>
+                <w:sz w:val="16"/>
+                <w:szCs w:val="16"/>
+                <w:color w:val="000000"/>
+              </w:rPr>
+            </w:pPr>
+            <w:r>
+              <w:rPr>
+                <w:rFonts w:ascii="Times New Roman" w:hAnsi="Times New Roman" w:eastAsia="Times New Roman" w:cs="Times New Roman"/>
                 <w:i w:val="false"/>
                 <w:b w:val="false"/>
                 <w:u w:val="none"/>
@@ -4038,19 +4038,19 @@
               <w:spacing w:after="60" w:before="60" w:line="240"/>
               <w:ind w:left="60" w:right="60" w:firstLine="0" w:firstLineChars="0"/>
               <w:rPr>
-                <w:rFonts w:ascii="Calibri" w:hAnsi="Calibri" w:eastAsia="Calibri" w:cs="Calibri"/>
-                <w:i w:val="false"/>
-                <w:b w:val="false"/>
-                <w:u w:val="none"/>
-                <w:strike w:val="false"/>
-                <w:sz w:val="16"/>
-                <w:szCs w:val="16"/>
-                <w:color w:val="000000"/>
-              </w:rPr>
-            </w:pPr>
-            <w:r>
-              <w:rPr>
-                <w:rFonts w:ascii="Calibri" w:hAnsi="Calibri" w:eastAsia="Calibri" w:cs="Calibri"/>
+                <w:rFonts w:ascii="Times New Roman" w:hAnsi="Times New Roman" w:eastAsia="Times New Roman" w:cs="Times New Roman"/>
+                <w:i w:val="false"/>
+                <w:b w:val="false"/>
+                <w:u w:val="none"/>
+                <w:strike w:val="false"/>
+                <w:sz w:val="16"/>
+                <w:szCs w:val="16"/>
+                <w:color w:val="000000"/>
+              </w:rPr>
+            </w:pPr>
+            <w:r>
+              <w:rPr>
+                <w:rFonts w:ascii="Times New Roman" w:hAnsi="Times New Roman" w:eastAsia="Times New Roman" w:cs="Times New Roman"/>
                 <w:i w:val="false"/>
                 <w:b w:val="false"/>
                 <w:u w:val="none"/>
@@ -4092,19 +4092,19 @@
               <w:spacing w:after="60" w:before="60" w:line="240"/>
               <w:ind w:left="60" w:right="60" w:firstLine="0" w:firstLineChars="0"/>
               <w:rPr>
-                <w:rFonts w:ascii="Calibri" w:hAnsi="Calibri" w:eastAsia="Calibri" w:cs="Calibri"/>
-                <w:i w:val="false"/>
-                <w:b w:val="false"/>
-                <w:u w:val="none"/>
-                <w:strike w:val="false"/>
-                <w:sz w:val="16"/>
-                <w:szCs w:val="16"/>
-                <w:color w:val="000000"/>
-              </w:rPr>
-            </w:pPr>
-            <w:r>
-              <w:rPr>
-                <w:rFonts w:ascii="Calibri" w:hAnsi="Calibri" w:eastAsia="Calibri" w:cs="Calibri"/>
+                <w:rFonts w:ascii="Times New Roman" w:hAnsi="Times New Roman" w:eastAsia="Times New Roman" w:cs="Times New Roman"/>
+                <w:i w:val="false"/>
+                <w:b w:val="false"/>
+                <w:u w:val="none"/>
+                <w:strike w:val="false"/>
+                <w:sz w:val="16"/>
+                <w:szCs w:val="16"/>
+                <w:color w:val="000000"/>
+              </w:rPr>
+            </w:pPr>
+            <w:r>
+              <w:rPr>
+                <w:rFonts w:ascii="Times New Roman" w:hAnsi="Times New Roman" w:eastAsia="Times New Roman" w:cs="Times New Roman"/>
                 <w:i w:val="false"/>
                 <w:b w:val="false"/>
                 <w:u w:val="none"/>
@@ -4146,19 +4146,19 @@
               <w:spacing w:after="60" w:before="60" w:line="240"/>
               <w:ind w:left="60" w:right="60" w:firstLine="0" w:firstLineChars="0"/>
               <w:rPr>
-                <w:rFonts w:ascii="Calibri" w:hAnsi="Calibri" w:eastAsia="Calibri" w:cs="Calibri"/>
-                <w:i w:val="false"/>
-                <w:b w:val="false"/>
-                <w:u w:val="none"/>
-                <w:strike w:val="false"/>
-                <w:sz w:val="16"/>
-                <w:szCs w:val="16"/>
-                <w:color w:val="000000"/>
-              </w:rPr>
-            </w:pPr>
-            <w:r>
-              <w:rPr>
-                <w:rFonts w:ascii="Calibri" w:hAnsi="Calibri" w:eastAsia="Calibri" w:cs="Calibri"/>
+                <w:rFonts w:ascii="Times New Roman" w:hAnsi="Times New Roman" w:eastAsia="Times New Roman" w:cs="Times New Roman"/>
+                <w:i w:val="false"/>
+                <w:b w:val="false"/>
+                <w:u w:val="none"/>
+                <w:strike w:val="false"/>
+                <w:sz w:val="16"/>
+                <w:szCs w:val="16"/>
+                <w:color w:val="000000"/>
+              </w:rPr>
+            </w:pPr>
+            <w:r>
+              <w:rPr>
+                <w:rFonts w:ascii="Times New Roman" w:hAnsi="Times New Roman" w:eastAsia="Times New Roman" w:cs="Times New Roman"/>
                 <w:i w:val="false"/>
                 <w:b w:val="false"/>
                 <w:u w:val="none"/>
@@ -4200,19 +4200,19 @@
               <w:spacing w:after="60" w:before="60" w:line="240"/>
               <w:ind w:left="60" w:right="60" w:firstLine="0" w:firstLineChars="0"/>
               <w:rPr>
-                <w:rFonts w:ascii="Calibri" w:hAnsi="Calibri" w:eastAsia="Calibri" w:cs="Calibri"/>
-                <w:i w:val="false"/>
-                <w:b w:val="false"/>
-                <w:u w:val="none"/>
-                <w:strike w:val="false"/>
-                <w:sz w:val="16"/>
-                <w:szCs w:val="16"/>
-                <w:color w:val="000000"/>
-              </w:rPr>
-            </w:pPr>
-            <w:r>
-              <w:rPr>
-                <w:rFonts w:ascii="Calibri" w:hAnsi="Calibri" w:eastAsia="Calibri" w:cs="Calibri"/>
+                <w:rFonts w:ascii="Times New Roman" w:hAnsi="Times New Roman" w:eastAsia="Times New Roman" w:cs="Times New Roman"/>
+                <w:i w:val="false"/>
+                <w:b w:val="false"/>
+                <w:u w:val="none"/>
+                <w:strike w:val="false"/>
+                <w:sz w:val="16"/>
+                <w:szCs w:val="16"/>
+                <w:color w:val="000000"/>
+              </w:rPr>
+            </w:pPr>
+            <w:r>
+              <w:rPr>
+                <w:rFonts w:ascii="Times New Roman" w:hAnsi="Times New Roman" w:eastAsia="Times New Roman" w:cs="Times New Roman"/>
                 <w:i w:val="false"/>
                 <w:b w:val="false"/>
                 <w:u w:val="none"/>
@@ -4254,19 +4254,19 @@
               <w:spacing w:after="60" w:before="60" w:line="240"/>
               <w:ind w:left="60" w:right="60" w:firstLine="0" w:firstLineChars="0"/>
               <w:rPr>
-                <w:rFonts w:ascii="Calibri" w:hAnsi="Calibri" w:eastAsia="Calibri" w:cs="Calibri"/>
-                <w:i w:val="false"/>
-                <w:b w:val="false"/>
-                <w:u w:val="none"/>
-                <w:strike w:val="false"/>
-                <w:sz w:val="16"/>
-                <w:szCs w:val="16"/>
-                <w:color w:val="000000"/>
-              </w:rPr>
-            </w:pPr>
-            <w:r>
-              <w:rPr>
-                <w:rFonts w:ascii="Calibri" w:hAnsi="Calibri" w:eastAsia="Calibri" w:cs="Calibri"/>
+                <w:rFonts w:ascii="Times New Roman" w:hAnsi="Times New Roman" w:eastAsia="Times New Roman" w:cs="Times New Roman"/>
+                <w:i w:val="false"/>
+                <w:b w:val="false"/>
+                <w:u w:val="none"/>
+                <w:strike w:val="false"/>
+                <w:sz w:val="16"/>
+                <w:szCs w:val="16"/>
+                <w:color w:val="000000"/>
+              </w:rPr>
+            </w:pPr>
+            <w:r>
+              <w:rPr>
+                <w:rFonts w:ascii="Times New Roman" w:hAnsi="Times New Roman" w:eastAsia="Times New Roman" w:cs="Times New Roman"/>
                 <w:i w:val="false"/>
                 <w:b w:val="false"/>
                 <w:u w:val="none"/>
@@ -4282,7 +4282,7 @@
       </w:tr>
       <w:tr>
         <w:trPr>
-          <w:trHeight w:val="296" w:hRule="auto"/>
+          <w:trHeight w:val="295" w:hRule="auto"/>
         </w:trPr>
         body6
         <w:tc>
@@ -4314,19 +4314,19 @@
               <w:spacing w:after="60" w:before="60" w:line="240"/>
               <w:ind w:left="60" w:right="60" w:firstLine="0" w:firstLineChars="0"/>
               <w:rPr>
-                <w:rFonts w:ascii="Calibri" w:hAnsi="Calibri" w:eastAsia="Calibri" w:cs="Calibri"/>
-                <w:i w:val="false"/>
-                <w:b w:val="false"/>
-                <w:u w:val="none"/>
-                <w:strike w:val="false"/>
-                <w:sz w:val="16"/>
-                <w:szCs w:val="16"/>
-                <w:color w:val="000000"/>
-              </w:rPr>
-            </w:pPr>
-            <w:r>
-              <w:rPr>
-                <w:rFonts w:ascii="Calibri" w:hAnsi="Calibri" w:eastAsia="Calibri" w:cs="Calibri"/>
+                <w:rFonts w:ascii="Times New Roman" w:hAnsi="Times New Roman" w:eastAsia="Times New Roman" w:cs="Times New Roman"/>
+                <w:i w:val="false"/>
+                <w:b w:val="false"/>
+                <w:u w:val="none"/>
+                <w:strike w:val="false"/>
+                <w:sz w:val="16"/>
+                <w:szCs w:val="16"/>
+                <w:color w:val="000000"/>
+              </w:rPr>
+            </w:pPr>
+            <w:r>
+              <w:rPr>
+                <w:rFonts w:ascii="Times New Roman" w:hAnsi="Times New Roman" w:eastAsia="Times New Roman" w:cs="Times New Roman"/>
                 <w:i w:val="false"/>
                 <w:b w:val="false"/>
                 <w:u w:val="none"/>
@@ -4368,19 +4368,19 @@
               <w:spacing w:after="60" w:before="60" w:line="240"/>
               <w:ind w:left="60" w:right="60" w:firstLine="0" w:firstLineChars="0"/>
               <w:rPr>
-                <w:rFonts w:ascii="Calibri" w:hAnsi="Calibri" w:eastAsia="Calibri" w:cs="Calibri"/>
-                <w:i w:val="false"/>
-                <w:b w:val="false"/>
-                <w:u w:val="none"/>
-                <w:strike w:val="false"/>
-                <w:sz w:val="16"/>
-                <w:szCs w:val="16"/>
-                <w:color w:val="000000"/>
-              </w:rPr>
-            </w:pPr>
-            <w:r>
-              <w:rPr>
-                <w:rFonts w:ascii="Calibri" w:hAnsi="Calibri" w:eastAsia="Calibri" w:cs="Calibri"/>
+                <w:rFonts w:ascii="Times New Roman" w:hAnsi="Times New Roman" w:eastAsia="Times New Roman" w:cs="Times New Roman"/>
+                <w:i w:val="false"/>
+                <w:b w:val="false"/>
+                <w:u w:val="none"/>
+                <w:strike w:val="false"/>
+                <w:sz w:val="16"/>
+                <w:szCs w:val="16"/>
+                <w:color w:val="000000"/>
+              </w:rPr>
+            </w:pPr>
+            <w:r>
+              <w:rPr>
+                <w:rFonts w:ascii="Times New Roman" w:hAnsi="Times New Roman" w:eastAsia="Times New Roman" w:cs="Times New Roman"/>
                 <w:i w:val="false"/>
                 <w:b w:val="false"/>
                 <w:u w:val="none"/>
@@ -4422,19 +4422,19 @@
               <w:spacing w:after="60" w:before="60" w:line="240"/>
               <w:ind w:left="60" w:right="60" w:firstLine="0" w:firstLineChars="0"/>
               <w:rPr>
-                <w:rFonts w:ascii="Calibri" w:hAnsi="Calibri" w:eastAsia="Calibri" w:cs="Calibri"/>
-                <w:i w:val="false"/>
-                <w:b w:val="false"/>
-                <w:u w:val="none"/>
-                <w:strike w:val="false"/>
-                <w:sz w:val="16"/>
-                <w:szCs w:val="16"/>
-                <w:color w:val="000000"/>
-              </w:rPr>
-            </w:pPr>
-            <w:r>
-              <w:rPr>
-                <w:rFonts w:ascii="Calibri" w:hAnsi="Calibri" w:eastAsia="Calibri" w:cs="Calibri"/>
+                <w:rFonts w:ascii="Times New Roman" w:hAnsi="Times New Roman" w:eastAsia="Times New Roman" w:cs="Times New Roman"/>
+                <w:i w:val="false"/>
+                <w:b w:val="false"/>
+                <w:u w:val="none"/>
+                <w:strike w:val="false"/>
+                <w:sz w:val="16"/>
+                <w:szCs w:val="16"/>
+                <w:color w:val="000000"/>
+              </w:rPr>
+            </w:pPr>
+            <w:r>
+              <w:rPr>
+                <w:rFonts w:ascii="Times New Roman" w:hAnsi="Times New Roman" w:eastAsia="Times New Roman" w:cs="Times New Roman"/>
                 <w:i w:val="false"/>
                 <w:b w:val="false"/>
                 <w:u w:val="none"/>
@@ -4476,19 +4476,19 @@
               <w:spacing w:after="60" w:before="60" w:line="240"/>
               <w:ind w:left="60" w:right="60" w:firstLine="0" w:firstLineChars="0"/>
               <w:rPr>
-                <w:rFonts w:ascii="Calibri" w:hAnsi="Calibri" w:eastAsia="Calibri" w:cs="Calibri"/>
-                <w:i w:val="false"/>
-                <w:b w:val="false"/>
-                <w:u w:val="none"/>
-                <w:strike w:val="false"/>
-                <w:sz w:val="16"/>
-                <w:szCs w:val="16"/>
-                <w:color w:val="000000"/>
-              </w:rPr>
-            </w:pPr>
-            <w:r>
-              <w:rPr>
-                <w:rFonts w:ascii="Calibri" w:hAnsi="Calibri" w:eastAsia="Calibri" w:cs="Calibri"/>
+                <w:rFonts w:ascii="Times New Roman" w:hAnsi="Times New Roman" w:eastAsia="Times New Roman" w:cs="Times New Roman"/>
+                <w:i w:val="false"/>
+                <w:b w:val="false"/>
+                <w:u w:val="none"/>
+                <w:strike w:val="false"/>
+                <w:sz w:val="16"/>
+                <w:szCs w:val="16"/>
+                <w:color w:val="000000"/>
+              </w:rPr>
+            </w:pPr>
+            <w:r>
+              <w:rPr>
+                <w:rFonts w:ascii="Times New Roman" w:hAnsi="Times New Roman" w:eastAsia="Times New Roman" w:cs="Times New Roman"/>
                 <w:i w:val="false"/>
                 <w:b w:val="false"/>
                 <w:u w:val="none"/>
@@ -4530,19 +4530,19 @@
               <w:spacing w:after="60" w:before="60" w:line="240"/>
               <w:ind w:left="60" w:right="60" w:firstLine="0" w:firstLineChars="0"/>
               <w:rPr>
-                <w:rFonts w:ascii="Calibri" w:hAnsi="Calibri" w:eastAsia="Calibri" w:cs="Calibri"/>
-                <w:i w:val="false"/>
-                <w:b w:val="false"/>
-                <w:u w:val="none"/>
-                <w:strike w:val="false"/>
-                <w:sz w:val="16"/>
-                <w:szCs w:val="16"/>
-                <w:color w:val="000000"/>
-              </w:rPr>
-            </w:pPr>
-            <w:r>
-              <w:rPr>
-                <w:rFonts w:ascii="Calibri" w:hAnsi="Calibri" w:eastAsia="Calibri" w:cs="Calibri"/>
+                <w:rFonts w:ascii="Times New Roman" w:hAnsi="Times New Roman" w:eastAsia="Times New Roman" w:cs="Times New Roman"/>
+                <w:i w:val="false"/>
+                <w:b w:val="false"/>
+                <w:u w:val="none"/>
+                <w:strike w:val="false"/>
+                <w:sz w:val="16"/>
+                <w:szCs w:val="16"/>
+                <w:color w:val="000000"/>
+              </w:rPr>
+            </w:pPr>
+            <w:r>
+              <w:rPr>
+                <w:rFonts w:ascii="Times New Roman" w:hAnsi="Times New Roman" w:eastAsia="Times New Roman" w:cs="Times New Roman"/>
                 <w:i w:val="false"/>
                 <w:b w:val="false"/>
                 <w:u w:val="none"/>
@@ -4584,19 +4584,19 @@
               <w:spacing w:after="60" w:before="60" w:line="240"/>
               <w:ind w:left="60" w:right="60" w:firstLine="0" w:firstLineChars="0"/>
               <w:rPr>
-                <w:rFonts w:ascii="Calibri" w:hAnsi="Calibri" w:eastAsia="Calibri" w:cs="Calibri"/>
-                <w:i w:val="false"/>
-                <w:b w:val="false"/>
-                <w:u w:val="none"/>
-                <w:strike w:val="false"/>
-                <w:sz w:val="16"/>
-                <w:szCs w:val="16"/>
-                <w:color w:val="000000"/>
-              </w:rPr>
-            </w:pPr>
-            <w:r>
-              <w:rPr>
-                <w:rFonts w:ascii="Calibri" w:hAnsi="Calibri" w:eastAsia="Calibri" w:cs="Calibri"/>
+                <w:rFonts w:ascii="Times New Roman" w:hAnsi="Times New Roman" w:eastAsia="Times New Roman" w:cs="Times New Roman"/>
+                <w:i w:val="false"/>
+                <w:b w:val="false"/>
+                <w:u w:val="none"/>
+                <w:strike w:val="false"/>
+                <w:sz w:val="16"/>
+                <w:szCs w:val="16"/>
+                <w:color w:val="000000"/>
+              </w:rPr>
+            </w:pPr>
+            <w:r>
+              <w:rPr>
+                <w:rFonts w:ascii="Times New Roman" w:hAnsi="Times New Roman" w:eastAsia="Times New Roman" w:cs="Times New Roman"/>
                 <w:i w:val="false"/>
                 <w:b w:val="false"/>
                 <w:u w:val="none"/>
@@ -4638,19 +4638,19 @@
               <w:spacing w:after="60" w:before="60" w:line="240"/>
               <w:ind w:left="60" w:right="60" w:firstLine="0" w:firstLineChars="0"/>
               <w:rPr>
-                <w:rFonts w:ascii="Calibri" w:hAnsi="Calibri" w:eastAsia="Calibri" w:cs="Calibri"/>
-                <w:i w:val="false"/>
-                <w:b w:val="false"/>
-                <w:u w:val="none"/>
-                <w:strike w:val="false"/>
-                <w:sz w:val="16"/>
-                <w:szCs w:val="16"/>
-                <w:color w:val="000000"/>
-              </w:rPr>
-            </w:pPr>
-            <w:r>
-              <w:rPr>
-                <w:rFonts w:ascii="Calibri" w:hAnsi="Calibri" w:eastAsia="Calibri" w:cs="Calibri"/>
+                <w:rFonts w:ascii="Times New Roman" w:hAnsi="Times New Roman" w:eastAsia="Times New Roman" w:cs="Times New Roman"/>
+                <w:i w:val="false"/>
+                <w:b w:val="false"/>
+                <w:u w:val="none"/>
+                <w:strike w:val="false"/>
+                <w:sz w:val="16"/>
+                <w:szCs w:val="16"/>
+                <w:color w:val="000000"/>
+              </w:rPr>
+            </w:pPr>
+            <w:r>
+              <w:rPr>
+                <w:rFonts w:ascii="Times New Roman" w:hAnsi="Times New Roman" w:eastAsia="Times New Roman" w:cs="Times New Roman"/>
                 <w:i w:val="false"/>
                 <w:b w:val="false"/>
                 <w:u w:val="none"/>
@@ -4692,19 +4692,19 @@
               <w:spacing w:after="60" w:before="60" w:line="240"/>
               <w:ind w:left="60" w:right="60" w:firstLine="0" w:firstLineChars="0"/>
               <w:rPr>
-                <w:rFonts w:ascii="Calibri" w:hAnsi="Calibri" w:eastAsia="Calibri" w:cs="Calibri"/>
-                <w:i w:val="false"/>
-                <w:b w:val="false"/>
-                <w:u w:val="none"/>
-                <w:strike w:val="false"/>
-                <w:sz w:val="16"/>
-                <w:szCs w:val="16"/>
-                <w:color w:val="000000"/>
-              </w:rPr>
-            </w:pPr>
-            <w:r>
-              <w:rPr>
-                <w:rFonts w:ascii="Calibri" w:hAnsi="Calibri" w:eastAsia="Calibri" w:cs="Calibri"/>
+                <w:rFonts w:ascii="Times New Roman" w:hAnsi="Times New Roman" w:eastAsia="Times New Roman" w:cs="Times New Roman"/>
+                <w:i w:val="false"/>
+                <w:b w:val="false"/>
+                <w:u w:val="none"/>
+                <w:strike w:val="false"/>
+                <w:sz w:val="16"/>
+                <w:szCs w:val="16"/>
+                <w:color w:val="000000"/>
+              </w:rPr>
+            </w:pPr>
+            <w:r>
+              <w:rPr>
+                <w:rFonts w:ascii="Times New Roman" w:hAnsi="Times New Roman" w:eastAsia="Times New Roman" w:cs="Times New Roman"/>
                 <w:i w:val="false"/>
                 <w:b w:val="false"/>
                 <w:u w:val="none"/>
@@ -4746,19 +4746,19 @@
               <w:spacing w:after="60" w:before="60" w:line="240"/>
               <w:ind w:left="60" w:right="60" w:firstLine="0" w:firstLineChars="0"/>
               <w:rPr>
-                <w:rFonts w:ascii="Calibri" w:hAnsi="Calibri" w:eastAsia="Calibri" w:cs="Calibri"/>
-                <w:i w:val="false"/>
-                <w:b w:val="false"/>
-                <w:u w:val="none"/>
-                <w:strike w:val="false"/>
-                <w:sz w:val="16"/>
-                <w:szCs w:val="16"/>
-                <w:color w:val="000000"/>
-              </w:rPr>
-            </w:pPr>
-            <w:r>
-              <w:rPr>
-                <w:rFonts w:ascii="Calibri" w:hAnsi="Calibri" w:eastAsia="Calibri" w:cs="Calibri"/>
+                <w:rFonts w:ascii="Times New Roman" w:hAnsi="Times New Roman" w:eastAsia="Times New Roman" w:cs="Times New Roman"/>
+                <w:i w:val="false"/>
+                <w:b w:val="false"/>
+                <w:u w:val="none"/>
+                <w:strike w:val="false"/>
+                <w:sz w:val="16"/>
+                <w:szCs w:val="16"/>
+                <w:color w:val="000000"/>
+              </w:rPr>
+            </w:pPr>
+            <w:r>
+              <w:rPr>
+                <w:rFonts w:ascii="Times New Roman" w:hAnsi="Times New Roman" w:eastAsia="Times New Roman" w:cs="Times New Roman"/>
                 <w:i w:val="false"/>
                 <w:b w:val="false"/>
                 <w:u w:val="none"/>
@@ -4800,19 +4800,19 @@
               <w:spacing w:after="60" w:before="60" w:line="240"/>
               <w:ind w:left="60" w:right="60" w:firstLine="0" w:firstLineChars="0"/>
               <w:rPr>
-                <w:rFonts w:ascii="Calibri" w:hAnsi="Calibri" w:eastAsia="Calibri" w:cs="Calibri"/>
-                <w:i w:val="false"/>
-                <w:b w:val="false"/>
-                <w:u w:val="none"/>
-                <w:strike w:val="false"/>
-                <w:sz w:val="16"/>
-                <w:szCs w:val="16"/>
-                <w:color w:val="000000"/>
-              </w:rPr>
-            </w:pPr>
-            <w:r>
-              <w:rPr>
-                <w:rFonts w:ascii="Calibri" w:hAnsi="Calibri" w:eastAsia="Calibri" w:cs="Calibri"/>
+                <w:rFonts w:ascii="Times New Roman" w:hAnsi="Times New Roman" w:eastAsia="Times New Roman" w:cs="Times New Roman"/>
+                <w:i w:val="false"/>
+                <w:b w:val="false"/>
+                <w:u w:val="none"/>
+                <w:strike w:val="false"/>
+                <w:sz w:val="16"/>
+                <w:szCs w:val="16"/>
+                <w:color w:val="000000"/>
+              </w:rPr>
+            </w:pPr>
+            <w:r>
+              <w:rPr>
+                <w:rFonts w:ascii="Times New Roman" w:hAnsi="Times New Roman" w:eastAsia="Times New Roman" w:cs="Times New Roman"/>
                 <w:i w:val="false"/>
                 <w:b w:val="false"/>
                 <w:u w:val="none"/>
@@ -4854,19 +4854,19 @@
               <w:spacing w:after="60" w:before="60" w:line="240"/>
               <w:ind w:left="60" w:right="60" w:firstLine="0" w:firstLineChars="0"/>
               <w:rPr>
-                <w:rFonts w:ascii="Calibri" w:hAnsi="Calibri" w:eastAsia="Calibri" w:cs="Calibri"/>
-                <w:i w:val="false"/>
-                <w:b w:val="false"/>
-                <w:u w:val="none"/>
-                <w:strike w:val="false"/>
-                <w:sz w:val="16"/>
-                <w:szCs w:val="16"/>
-                <w:color w:val="000000"/>
-              </w:rPr>
-            </w:pPr>
-            <w:r>
-              <w:rPr>
-                <w:rFonts w:ascii="Calibri" w:hAnsi="Calibri" w:eastAsia="Calibri" w:cs="Calibri"/>
+                <w:rFonts w:ascii="Times New Roman" w:hAnsi="Times New Roman" w:eastAsia="Times New Roman" w:cs="Times New Roman"/>
+                <w:i w:val="false"/>
+                <w:b w:val="false"/>
+                <w:u w:val="none"/>
+                <w:strike w:val="false"/>
+                <w:sz w:val="16"/>
+                <w:szCs w:val="16"/>
+                <w:color w:val="000000"/>
+              </w:rPr>
+            </w:pPr>
+            <w:r>
+              <w:rPr>
+                <w:rFonts w:ascii="Times New Roman" w:hAnsi="Times New Roman" w:eastAsia="Times New Roman" w:cs="Times New Roman"/>
                 <w:i w:val="false"/>
                 <w:b w:val="false"/>
                 <w:u w:val="none"/>
@@ -4908,19 +4908,19 @@
               <w:spacing w:after="60" w:before="60" w:line="240"/>
               <w:ind w:left="60" w:right="60" w:firstLine="0" w:firstLineChars="0"/>
               <w:rPr>
-                <w:rFonts w:ascii="Calibri" w:hAnsi="Calibri" w:eastAsia="Calibri" w:cs="Calibri"/>
-                <w:i w:val="false"/>
-                <w:b w:val="false"/>
-                <w:u w:val="none"/>
-                <w:strike w:val="false"/>
-                <w:sz w:val="16"/>
-                <w:szCs w:val="16"/>
-                <w:color w:val="000000"/>
-              </w:rPr>
-            </w:pPr>
-            <w:r>
-              <w:rPr>
-                <w:rFonts w:ascii="Calibri" w:hAnsi="Calibri" w:eastAsia="Calibri" w:cs="Calibri"/>
+                <w:rFonts w:ascii="Times New Roman" w:hAnsi="Times New Roman" w:eastAsia="Times New Roman" w:cs="Times New Roman"/>
+                <w:i w:val="false"/>
+                <w:b w:val="false"/>
+                <w:u w:val="none"/>
+                <w:strike w:val="false"/>
+                <w:sz w:val="16"/>
+                <w:szCs w:val="16"/>
+                <w:color w:val="000000"/>
+              </w:rPr>
+            </w:pPr>
+            <w:r>
+              <w:rPr>
+                <w:rFonts w:ascii="Times New Roman" w:hAnsi="Times New Roman" w:eastAsia="Times New Roman" w:cs="Times New Roman"/>
                 <w:i w:val="false"/>
                 <w:b w:val="false"/>
                 <w:u w:val="none"/>
@@ -4962,19 +4962,19 @@
               <w:spacing w:after="60" w:before="60" w:line="240"/>
               <w:ind w:left="60" w:right="60" w:firstLine="0" w:firstLineChars="0"/>
               <w:rPr>
-                <w:rFonts w:ascii="Calibri" w:hAnsi="Calibri" w:eastAsia="Calibri" w:cs="Calibri"/>
-                <w:i w:val="false"/>
-                <w:b w:val="false"/>
-                <w:u w:val="none"/>
-                <w:strike w:val="false"/>
-                <w:sz w:val="16"/>
-                <w:szCs w:val="16"/>
-                <w:color w:val="000000"/>
-              </w:rPr>
-            </w:pPr>
-            <w:r>
-              <w:rPr>
-                <w:rFonts w:ascii="Calibri" w:hAnsi="Calibri" w:eastAsia="Calibri" w:cs="Calibri"/>
+                <w:rFonts w:ascii="Times New Roman" w:hAnsi="Times New Roman" w:eastAsia="Times New Roman" w:cs="Times New Roman"/>
+                <w:i w:val="false"/>
+                <w:b w:val="false"/>
+                <w:u w:val="none"/>
+                <w:strike w:val="false"/>
+                <w:sz w:val="16"/>
+                <w:szCs w:val="16"/>
+                <w:color w:val="000000"/>
+              </w:rPr>
+            </w:pPr>
+            <w:r>
+              <w:rPr>
+                <w:rFonts w:ascii="Times New Roman" w:hAnsi="Times New Roman" w:eastAsia="Times New Roman" w:cs="Times New Roman"/>
                 <w:i w:val="false"/>
                 <w:b w:val="false"/>
                 <w:u w:val="none"/>

--- a/output/figures/tables/invariance_table_icils.docx
+++ b/output/figures/tables/invariance_table_icils.docx
@@ -24,7 +24,7 @@
         <w:gridCol w:w="520"/>
         <w:gridCol w:w="520"/>
         <w:gridCol w:w="810"/>
-        <w:gridCol w:w="600"/>
+        <w:gridCol w:w="520"/>
         <w:gridCol w:w="433"/>
         <w:gridCol w:w="704"/>
         <w:gridCol w:w="923"/>
@@ -903,7 +903,7 @@
                 <w:szCs w:val="16"/>
                 <w:color w:val="000000"/>
               </w:rPr>
-              <w:t xml:space="preserve">48,354</w:t>
+              <w:t xml:space="preserve">25,808</w:t>
             </w:r>
           </w:p>
         </w:tc>
@@ -957,7 +957,7 @@
                 <w:szCs w:val="16"/>
                 <w:color w:val="000000"/>
               </w:rPr>
-              <w:t xml:space="preserve">1,408</w:t>
+              <w:t xml:space="preserve">946</w:t>
             </w:r>
           </w:p>
         </w:tc>
@@ -1011,7 +1011,7 @@
                 <w:szCs w:val="16"/>
                 <w:color w:val="000000"/>
               </w:rPr>
-              <w:t xml:space="preserve">0.973</w:t>
+              <w:t xml:space="preserve">0.980</w:t>
             </w:r>
           </w:p>
         </w:tc>
@@ -1065,7 +1065,7 @@
                 <w:szCs w:val="16"/>
                 <w:color w:val="000000"/>
               </w:rPr>
-              <w:t xml:space="preserve">0.967</w:t>
+              <w:t xml:space="preserve">0.975</w:t>
             </w:r>
           </w:p>
         </w:tc>
@@ -1119,7 +1119,7 @@
                 <w:szCs w:val="16"/>
                 <w:color w:val="000000"/>
               </w:rPr>
-              <w:t xml:space="preserve">0.093</w:t>
+              <w:t xml:space="preserve">0.082</w:t>
             </w:r>
           </w:p>
         </w:tc>
@@ -1611,7 +1611,7 @@
                 <w:szCs w:val="16"/>
                 <w:color w:val="000000"/>
               </w:rPr>
-              <w:t xml:space="preserve">53,181</w:t>
+              <w:t xml:space="preserve">29,119</w:t>
             </w:r>
           </w:p>
         </w:tc>
@@ -1665,7 +1665,7 @@
                 <w:szCs w:val="16"/>
                 <w:color w:val="000000"/>
               </w:rPr>
-              <w:t xml:space="preserve">1,639</w:t>
+              <w:t xml:space="preserve">1,135</w:t>
             </w:r>
           </w:p>
         </w:tc>
@@ -1719,7 +1719,7 @@
                 <w:szCs w:val="16"/>
                 <w:color w:val="000000"/>
               </w:rPr>
-              <w:t xml:space="preserve">0.970</w:t>
+              <w:t xml:space="preserve">0.978</w:t>
             </w:r>
           </w:p>
         </w:tc>
@@ -1773,7 +1773,7 @@
                 <w:szCs w:val="16"/>
                 <w:color w:val="000000"/>
               </w:rPr>
-              <w:t xml:space="preserve">0.969</w:t>
+              <w:t xml:space="preserve">0.977</w:t>
             </w:r>
           </w:p>
         </w:tc>
@@ -1827,7 +1827,7 @@
                 <w:szCs w:val="16"/>
                 <w:color w:val="000000"/>
               </w:rPr>
-              <w:t xml:space="preserve">0.090</w:t>
+              <w:t xml:space="preserve">0.080</w:t>
             </w:r>
           </w:p>
         </w:tc>
@@ -1881,7 +1881,7 @@
                 <w:szCs w:val="16"/>
                 <w:color w:val="000000"/>
               </w:rPr>
-              <w:t xml:space="preserve">4,826</w:t>
+              <w:t xml:space="preserve">3,311</w:t>
             </w:r>
           </w:p>
         </w:tc>
@@ -1935,7 +1935,7 @@
                 <w:szCs w:val="16"/>
                 <w:color w:val="000000"/>
               </w:rPr>
-              <w:t xml:space="preserve">231</w:t>
+              <w:t xml:space="preserve">189</w:t>
             </w:r>
           </w:p>
         </w:tc>
@@ -2319,7 +2319,7 @@
                 <w:szCs w:val="16"/>
                 <w:color w:val="000000"/>
               </w:rPr>
-              <w:t xml:space="preserve">66,505</w:t>
+              <w:t xml:space="preserve">38,640</w:t>
             </w:r>
           </w:p>
         </w:tc>
@@ -2373,7 +2373,7 @@
                 <w:szCs w:val="16"/>
                 <w:color w:val="000000"/>
               </w:rPr>
-              <w:t xml:space="preserve">2,143</w:t>
+              <w:t xml:space="preserve">1,555</w:t>
             </w:r>
           </w:p>
         </w:tc>
@@ -2427,7 +2427,7 @@
                 <w:szCs w:val="16"/>
                 <w:color w:val="000000"/>
               </w:rPr>
-              <w:t xml:space="preserve">0.963</w:t>
+              <w:t xml:space="preserve">0.971</w:t>
             </w:r>
           </w:p>
         </w:tc>
@@ -2481,7 +2481,7 @@
                 <w:szCs w:val="16"/>
                 <w:color w:val="000000"/>
               </w:rPr>
-              <w:t xml:space="preserve">0.970</w:t>
+              <w:t xml:space="preserve">0.977</w:t>
             </w:r>
           </w:p>
         </w:tc>
@@ -2535,7 +2535,7 @@
                 <w:szCs w:val="16"/>
                 <w:color w:val="000000"/>
               </w:rPr>
-              <w:t xml:space="preserve">0.088</w:t>
+              <w:t xml:space="preserve">0.079</w:t>
             </w:r>
           </w:p>
         </w:tc>
@@ -2589,7 +2589,7 @@
                 <w:szCs w:val="16"/>
                 <w:color w:val="000000"/>
               </w:rPr>
-              <w:t xml:space="preserve">13,324</w:t>
+              <w:t xml:space="preserve">9,521</w:t>
             </w:r>
           </w:p>
         </w:tc>
@@ -2643,7 +2643,7 @@
                 <w:szCs w:val="16"/>
                 <w:color w:val="000000"/>
               </w:rPr>
-              <w:t xml:space="preserve">504</w:t>
+              <w:t xml:space="preserve">420</w:t>
             </w:r>
           </w:p>
         </w:tc>
@@ -3027,7 +3027,7 @@
                 <w:szCs w:val="16"/>
                 <w:color w:val="000000"/>
               </w:rPr>
-              <w:t xml:space="preserve">5,036</w:t>
+              <w:t xml:space="preserve">19,559</w:t>
             </w:r>
           </w:p>
         </w:tc>
@@ -3081,7 +3081,7 @@
                 <w:szCs w:val="16"/>
                 <w:color w:val="000000"/>
               </w:rPr>
-              <w:t xml:space="preserve">128</w:t>
+              <w:t xml:space="preserve">86</w:t>
             </w:r>
           </w:p>
         </w:tc>
@@ -3135,7 +3135,7 @@
                 <w:szCs w:val="16"/>
                 <w:color w:val="000000"/>
               </w:rPr>
-              <w:t xml:space="preserve">0.972</w:t>
+              <w:t xml:space="preserve">0.981</w:t>
             </w:r>
           </w:p>
         </w:tc>
@@ -3189,7 +3189,7 @@
                 <w:szCs w:val="16"/>
                 <w:color w:val="000000"/>
               </w:rPr>
-              <w:t xml:space="preserve">0.966</w:t>
+              <w:t xml:space="preserve">0.975</w:t>
             </w:r>
           </w:p>
         </w:tc>
@@ -3243,7 +3243,7 @@
                 <w:szCs w:val="16"/>
                 <w:color w:val="000000"/>
               </w:rPr>
-              <w:t xml:space="preserve">0.030</w:t>
+              <w:t xml:space="preserve">0.073</w:t>
             </w:r>
           </w:p>
         </w:tc>
@@ -3735,7 +3735,7 @@
                 <w:szCs w:val="16"/>
                 <w:color w:val="000000"/>
               </w:rPr>
-              <w:t xml:space="preserve">5,248</w:t>
+              <w:t xml:space="preserve">20,092</w:t>
             </w:r>
           </w:p>
         </w:tc>
@@ -3789,7 +3789,7 @@
                 <w:szCs w:val="16"/>
                 <w:color w:val="000000"/>
               </w:rPr>
-              <w:t xml:space="preserve">139</w:t>
+              <w:t xml:space="preserve">95</w:t>
             </w:r>
           </w:p>
         </w:tc>
@@ -3843,7 +3843,7 @@
                 <w:szCs w:val="16"/>
                 <w:color w:val="000000"/>
               </w:rPr>
-              <w:t xml:space="preserve">0.971</w:t>
+              <w:t xml:space="preserve">0.980</w:t>
             </w:r>
           </w:p>
         </w:tc>
@@ -3897,7 +3897,7 @@
                 <w:szCs w:val="16"/>
                 <w:color w:val="000000"/>
               </w:rPr>
-              <w:t xml:space="preserve">0.967</w:t>
+              <w:t xml:space="preserve">0.977</w:t>
             </w:r>
           </w:p>
         </w:tc>
@@ -3951,7 +3951,7 @@
                 <w:szCs w:val="16"/>
                 <w:color w:val="000000"/>
               </w:rPr>
-              <w:t xml:space="preserve">0.029</w:t>
+              <w:t xml:space="preserve">0.071</w:t>
             </w:r>
           </w:p>
         </w:tc>
@@ -4005,7 +4005,7 @@
                 <w:szCs w:val="16"/>
                 <w:color w:val="000000"/>
               </w:rPr>
-              <w:t xml:space="preserve">211</w:t>
+              <w:t xml:space="preserve">534</w:t>
             </w:r>
           </w:p>
         </w:tc>
@@ -4059,7 +4059,7 @@
                 <w:szCs w:val="16"/>
                 <w:color w:val="000000"/>
               </w:rPr>
-              <w:t xml:space="preserve">11</w:t>
+              <w:t xml:space="preserve">9</w:t>
             </w:r>
           </w:p>
         </w:tc>
@@ -4443,7 +4443,7 @@
                 <w:szCs w:val="16"/>
                 <w:color w:val="000000"/>
               </w:rPr>
-              <w:t xml:space="preserve">5,432</w:t>
+              <w:t xml:space="preserve">21,966</w:t>
             </w:r>
           </w:p>
         </w:tc>
@@ -4497,7 +4497,7 @@
                 <w:szCs w:val="16"/>
                 <w:color w:val="000000"/>
               </w:rPr>
-              <w:t xml:space="preserve">163</w:t>
+              <w:t xml:space="preserve">115</w:t>
             </w:r>
           </w:p>
         </w:tc>
@@ -4551,7 +4551,7 @@
                 <w:szCs w:val="16"/>
                 <w:color w:val="000000"/>
               </w:rPr>
-              <w:t xml:space="preserve">0.970</w:t>
+              <w:t xml:space="preserve">0.978</w:t>
             </w:r>
           </w:p>
         </w:tc>
@@ -4605,7 +4605,7 @@
                 <w:szCs w:val="16"/>
                 <w:color w:val="000000"/>
               </w:rPr>
-              <w:t xml:space="preserve">0.971</w:t>
+              <w:t xml:space="preserve">0.979</w:t>
             </w:r>
           </w:p>
         </w:tc>
@@ -4659,7 +4659,7 @@
                 <w:szCs w:val="16"/>
                 <w:color w:val="000000"/>
               </w:rPr>
-              <w:t xml:space="preserve">0.028</w:t>
+              <w:t xml:space="preserve">0.067</w:t>
             </w:r>
           </w:p>
         </w:tc>
@@ -4713,7 +4713,7 @@
                 <w:szCs w:val="16"/>
                 <w:color w:val="000000"/>
               </w:rPr>
-              <w:t xml:space="preserve">185</w:t>
+              <w:t xml:space="preserve">1,874</w:t>
             </w:r>
           </w:p>
         </w:tc>
@@ -4767,7 +4767,7 @@
                 <w:szCs w:val="16"/>
                 <w:color w:val="000000"/>
               </w:rPr>
-              <w:t xml:space="preserve">24</w:t>
+              <w:t xml:space="preserve">20</w:t>
             </w:r>
           </w:p>
         </w:tc>
